--- a/app/public/templates/ISO3834-audit-report.docx
+++ b/app/public/templates/ISO3834-audit-report.docx
@@ -1,91 +1,96 @@
 
 <file path=word/document.xml><?xml version="1.0" encoding="utf-8"?>
-<w:document xmlns:wpc="http://schemas.microsoft.com/office/word/2010/wordprocessingCanvas" xmlns:mc="http://schemas.openxmlformats.org/markup-compatibility/2006" xmlns:o="urn:schemas-microsoft-com:office:office" xmlns:r="http://schemas.openxmlformats.org/officeDocument/2006/relationships" xmlns:m="http://schemas.openxmlformats.org/officeDocument/2006/math" xmlns:v="urn:schemas-microsoft-com:vml" xmlns:wp14="http://schemas.microsoft.com/office/word/2010/wordprocessingDrawing" xmlns:wp="http://schemas.openxmlformats.org/drawingml/2006/wordprocessingDrawing" xmlns:w10="urn:schemas-microsoft-com:office:word" xmlns:w="http://schemas.openxmlformats.org/wordprocessingml/2006/main" xmlns:w14="http://schemas.microsoft.com/office/word/2010/wordml" xmlns:w15="http://schemas.microsoft.com/office/word/2012/wordml" xmlns:wpg="http://schemas.microsoft.com/office/word/2010/wordprocessingGroup" xmlns:wpi="http://schemas.microsoft.com/office/word/2010/wordprocessingInk" xmlns:wne="http://schemas.microsoft.com/office/word/2006/wordml" xmlns:wps="http://schemas.microsoft.com/office/word/2010/wordprocessingShape" xmlns:cx="http://schemas.microsoft.com/office/drawing/2014/chartex" xmlns:cx1="http://schemas.microsoft.com/office/drawing/2015/9/8/chartex" xmlns:cx2="http://schemas.microsoft.com/office/drawing/2015/10/21/chartex" xmlns:cx3="http://schemas.microsoft.com/office/drawing/2016/5/9/chartex" xmlns:cx4="http://schemas.microsoft.com/office/drawing/2016/5/10/chartex" xmlns:cx5="http://schemas.microsoft.com/office/drawing/2016/5/11/chartex" xmlns:cx6="http://schemas.microsoft.com/office/drawing/2016/5/12/chartex" xmlns:cx7="http://schemas.microsoft.com/office/drawing/2016/5/13/chartex" xmlns:cx8="http://schemas.microsoft.com/office/drawing/2016/5/14/chartex" xmlns:aink="http://schemas.microsoft.com/office/drawing/2016/ink" xmlns:am3d="http://schemas.microsoft.com/office/drawing/2017/model3d" xmlns:w16cex="http://schemas.microsoft.com/office/word/2018/wordml/cex" xmlns:w16cid="http://schemas.microsoft.com/office/word/2016/wordml/cid" xmlns:w16="http://schemas.microsoft.com/office/word/2018/wordml" xmlns:w16sdtdh="http://schemas.microsoft.com/office/word/2020/wordml/sdtdatahash" xmlns:w16se="http://schemas.microsoft.com/office/word/2015/wordml/symex" mc:Ignorable="w14 w15 wp14">
+<w:document xmlns:wpc="http://schemas.microsoft.com/office/word/2010/wordprocessingCanvas" xmlns:cx="http://schemas.microsoft.com/office/drawing/2014/chartex" xmlns:cx1="http://schemas.microsoft.com/office/drawing/2015/9/8/chartex" xmlns:cx2="http://schemas.microsoft.com/office/drawing/2015/10/21/chartex" xmlns:cx3="http://schemas.microsoft.com/office/drawing/2016/5/9/chartex" xmlns:cx4="http://schemas.microsoft.com/office/drawing/2016/5/10/chartex" xmlns:cx5="http://schemas.microsoft.com/office/drawing/2016/5/11/chartex" xmlns:cx6="http://schemas.microsoft.com/office/drawing/2016/5/12/chartex" xmlns:cx7="http://schemas.microsoft.com/office/drawing/2016/5/13/chartex" xmlns:cx8="http://schemas.microsoft.com/office/drawing/2016/5/14/chartex" xmlns:mc="http://schemas.openxmlformats.org/markup-compatibility/2006" xmlns:aink="http://schemas.microsoft.com/office/drawing/2016/ink" xmlns:am3d="http://schemas.microsoft.com/office/drawing/2017/model3d" xmlns:o="urn:schemas-microsoft-com:office:office" xmlns:oel="http://schemas.microsoft.com/office/2019/extlst" xmlns:r="http://schemas.openxmlformats.org/officeDocument/2006/relationships" xmlns:m="http://schemas.openxmlformats.org/officeDocument/2006/math" xmlns:v="urn:schemas-microsoft-com:vml" xmlns:wp14="http://schemas.microsoft.com/office/word/2010/wordprocessingDrawing" xmlns:wp="http://schemas.openxmlformats.org/drawingml/2006/wordprocessingDrawing" xmlns:w10="urn:schemas-microsoft-com:office:word" xmlns:w="http://schemas.openxmlformats.org/wordprocessingml/2006/main" xmlns:w14="http://schemas.microsoft.com/office/word/2010/wordml" xmlns:w15="http://schemas.microsoft.com/office/word/2012/wordml" xmlns:w16cex="http://schemas.microsoft.com/office/word/2018/wordml/cex" xmlns:w16cid="http://schemas.microsoft.com/office/word/2016/wordml/cid" xmlns:w16="http://schemas.microsoft.com/office/word/2018/wordml" xmlns:w16du="http://schemas.microsoft.com/office/word/2023/wordml/word16du" xmlns:w16sdtdh="http://schemas.microsoft.com/office/word/2020/wordml/sdtdatahash" xmlns:w16sdtfl="http://schemas.microsoft.com/office/word/2024/wordml/sdtformatlock" xmlns:w16se="http://schemas.microsoft.com/office/word/2015/wordml/symex" xmlns:wpg="http://schemas.microsoft.com/office/word/2010/wordprocessingGroup" xmlns:wpi="http://schemas.microsoft.com/office/word/2010/wordprocessingInk" xmlns:wne="http://schemas.microsoft.com/office/word/2006/wordml" xmlns:wps="http://schemas.microsoft.com/office/word/2010/wordprocessingShape" mc:Ignorable="w14 w15 w16se w16cid w16 w16cex w16sdtdh w16sdtfl w16du wp14">
   <w:body>
     <w:p>
       <w:pPr>
-        <w:pStyle w:val="Heading1"/>
+        <w:pStyle w:val="Titolo1"/>
         <w:spacing w:before="0" w:after="300"/>
       </w:pPr>
       <w:r>
-        <w:t xml:space="preserve">1 – DATI FORNITORE</w:t>
+        <w:t>1 – DATI FORNITORE</w:t>
       </w:r>
     </w:p>
     <w:tbl>
       <w:tblPr>
-        <w:tblW w:type="pct" w:w="100%"/>
+        <w:tblW w:w="5000" w:type="pct"/>
         <w:tblBorders>
-          <w:top w:val="single" w:color="000000" w:sz="1"/>
-          <w:left w:val="single" w:color="000000" w:sz="1"/>
-          <w:bottom w:val="single" w:color="000000" w:sz="1"/>
-          <w:right w:val="single" w:color="000000" w:sz="1"/>
-          <w:insideH w:val="single" w:color="000000" w:sz="1"/>
-          <w:insideV w:val="single" w:color="000000" w:sz="1"/>
+          <w:top w:val="single" w:sz="1" w:space="0" w:color="000000"/>
+          <w:left w:val="single" w:sz="1" w:space="0" w:color="000000"/>
+          <w:bottom w:val="single" w:sz="1" w:space="0" w:color="000000"/>
+          <w:right w:val="single" w:sz="1" w:space="0" w:color="000000"/>
+          <w:insideH w:val="single" w:sz="1" w:space="0" w:color="000000"/>
+          <w:insideV w:val="single" w:sz="1" w:space="0" w:color="000000"/>
         </w:tblBorders>
         <w:tblCellMar>
-          <w:top w:type="dxa" w:w="80"/>
-          <w:left w:type="dxa" w:w="100"/>
-          <w:bottom w:type="dxa" w:w="80"/>
-          <w:right w:type="dxa" w:w="100"/>
+          <w:top w:w="80" w:type="dxa"/>
+          <w:left w:w="100" w:type="dxa"/>
+          <w:bottom w:w="80" w:type="dxa"/>
+          <w:right w:w="100" w:type="dxa"/>
         </w:tblCellMar>
+        <w:tblLook w:val="04A0" w:firstRow="1" w:lastRow="0" w:firstColumn="1" w:lastColumn="0" w:noHBand="0" w:noVBand="1"/>
       </w:tblPr>
       <w:tblGrid>
-        <w:gridCol w:w="100"/>
-        <w:gridCol w:w="100"/>
+        <w:gridCol w:w="3662"/>
+        <w:gridCol w:w="6802"/>
       </w:tblGrid>
       <w:tr>
         <w:tc>
           <w:tcPr>
-            <w:tcW w:type="pct" w:w="35%"/>
-            <w:shd w:fill="E5E7EB" w:val="clear"/>
+            <w:tcW w:w="1750" w:type="pct"/>
+            <w:shd w:val="clear" w:color="auto" w:fill="E5E7EB"/>
             <w:tcMar>
-              <w:top w:type="dxa" w:w="80"/>
-              <w:left w:type="dxa" w:w="100"/>
-              <w:bottom w:type="dxa" w:w="80"/>
-              <w:right w:type="dxa" w:w="100"/>
+              <w:top w:w="80" w:type="dxa"/>
+              <w:left w:w="100" w:type="dxa"/>
+              <w:bottom w:w="80" w:type="dxa"/>
+              <w:right w:w="100" w:type="dxa"/>
             </w:tcMar>
           </w:tcPr>
           <w:p>
-            <w:pPr>
-              <w:spacing w:before="0" w:after="160"/>
-              <w:jc w:val="left"/>
-            </w:pPr>
             <w:r>
               <w:rPr>
                 <w:b/>
                 <w:bCs/>
                 <w:sz w:val="20"/>
                 <w:szCs w:val="20"/>
-                <w:rFonts w:ascii="Arial" w:cs="Arial" w:eastAsia="Arial" w:hAnsi="Arial"/>
-              </w:rPr>
-              <w:t xml:space="preserve">RAGIONE SOCIALE:</w:t>
+              </w:rPr>
+              <w:t>RAGIONE SOCIALE:</w:t>
             </w:r>
           </w:p>
         </w:tc>
         <w:tc>
           <w:tcPr>
-            <w:gridSpan w:val="2"/>
+            <w:tcW w:w="0" w:type="auto"/>
             <w:tcMar>
-              <w:top w:type="dxa" w:w="80"/>
-              <w:left w:type="dxa" w:w="100"/>
-              <w:bottom w:type="dxa" w:w="80"/>
-              <w:right w:type="dxa" w:w="100"/>
+              <w:top w:w="80" w:type="dxa"/>
+              <w:left w:w="100" w:type="dxa"/>
+              <w:bottom w:w="80" w:type="dxa"/>
+              <w:right w:w="100" w:type="dxa"/>
             </w:tcMar>
           </w:tcPr>
           <w:p>
-            <w:pPr>
-              <w:spacing w:before="0" w:after="160"/>
-              <w:jc w:val="left"/>
-            </w:pPr>
-            <w:r>
-              <w:rPr>
-                <w:b w:val="false"/>
-                <w:bCs w:val="false"/>
+            <w:r>
+              <w:rPr>
                 <w:sz w:val="20"/>
                 <w:szCs w:val="20"/>
-                <w:rFonts w:ascii="Arial" w:cs="Arial" w:eastAsia="Arial" w:hAnsi="Arial"/>
-              </w:rPr>
-              <w:t xml:space="preserve">{clientName}</w:t>
+              </w:rPr>
+              <w:t>{</w:t>
+            </w:r>
+            <w:proofErr w:type="spellStart"/>
+            <w:r>
+              <w:rPr>
+                <w:sz w:val="20"/>
+                <w:szCs w:val="20"/>
+              </w:rPr>
+              <w:t>clientName</w:t>
+            </w:r>
+            <w:proofErr w:type="spellEnd"/>
+            <w:r>
+              <w:rPr>
+                <w:sz w:val="20"/>
+                <w:szCs w:val="20"/>
+              </w:rPr>
+              <w:t>}</w:t>
             </w:r>
           </w:p>
         </w:tc>
@@ -93,56 +98,44 @@
       <w:tr>
         <w:tc>
           <w:tcPr>
-            <w:tcW w:type="pct" w:w="35%"/>
-            <w:shd w:fill="E5E7EB" w:val="clear"/>
+            <w:tcW w:w="1750" w:type="pct"/>
+            <w:shd w:val="clear" w:color="auto" w:fill="E5E7EB"/>
             <w:tcMar>
-              <w:top w:type="dxa" w:w="80"/>
-              <w:left w:type="dxa" w:w="100"/>
-              <w:bottom w:type="dxa" w:w="80"/>
-              <w:right w:type="dxa" w:w="100"/>
+              <w:top w:w="80" w:type="dxa"/>
+              <w:left w:w="100" w:type="dxa"/>
+              <w:bottom w:w="80" w:type="dxa"/>
+              <w:right w:w="100" w:type="dxa"/>
             </w:tcMar>
           </w:tcPr>
           <w:p>
-            <w:pPr>
-              <w:spacing w:before="0" w:after="160"/>
-              <w:jc w:val="left"/>
-            </w:pPr>
             <w:r>
               <w:rPr>
                 <w:b/>
                 <w:bCs/>
                 <w:sz w:val="20"/>
                 <w:szCs w:val="20"/>
-                <w:rFonts w:ascii="Arial" w:cs="Arial" w:eastAsia="Arial" w:hAnsi="Arial"/>
-              </w:rPr>
-              <w:t xml:space="preserve">INDIRIZZO:</w:t>
+              </w:rPr>
+              <w:t>INDIRIZZO:</w:t>
             </w:r>
           </w:p>
         </w:tc>
         <w:tc>
           <w:tcPr>
-            <w:gridSpan w:val="2"/>
+            <w:tcW w:w="0" w:type="auto"/>
             <w:tcMar>
-              <w:top w:type="dxa" w:w="80"/>
-              <w:left w:type="dxa" w:w="100"/>
-              <w:bottom w:type="dxa" w:w="80"/>
-              <w:right w:type="dxa" w:w="100"/>
+              <w:top w:w="80" w:type="dxa"/>
+              <w:left w:w="100" w:type="dxa"/>
+              <w:bottom w:w="80" w:type="dxa"/>
+              <w:right w:w="100" w:type="dxa"/>
             </w:tcMar>
           </w:tcPr>
           <w:p>
-            <w:pPr>
-              <w:spacing w:before="0" w:after="160"/>
-              <w:jc w:val="left"/>
-            </w:pPr>
-            <w:r>
-              <w:rPr>
-                <w:b w:val="false"/>
-                <w:bCs w:val="false"/>
+            <w:r>
+              <w:rPr>
                 <w:sz w:val="20"/>
                 <w:szCs w:val="20"/>
-                <w:rFonts w:ascii="Arial" w:cs="Arial" w:eastAsia="Arial" w:hAnsi="Arial"/>
-              </w:rPr>
-              <w:t xml:space="preserve">{scope}</w:t>
+              </w:rPr>
+              <w:t>{scope}</w:t>
             </w:r>
           </w:p>
         </w:tc>
@@ -150,56 +143,44 @@
       <w:tr>
         <w:tc>
           <w:tcPr>
-            <w:tcW w:type="pct" w:w="35%"/>
-            <w:shd w:fill="E5E7EB" w:val="clear"/>
+            <w:tcW w:w="1750" w:type="pct"/>
+            <w:shd w:val="clear" w:color="auto" w:fill="E5E7EB"/>
             <w:tcMar>
-              <w:top w:type="dxa" w:w="80"/>
-              <w:left w:type="dxa" w:w="100"/>
-              <w:bottom w:type="dxa" w:w="80"/>
-              <w:right w:type="dxa" w:w="100"/>
+              <w:top w:w="80" w:type="dxa"/>
+              <w:left w:w="100" w:type="dxa"/>
+              <w:bottom w:w="80" w:type="dxa"/>
+              <w:right w:w="100" w:type="dxa"/>
             </w:tcMar>
           </w:tcPr>
           <w:p>
-            <w:pPr>
-              <w:spacing w:before="0" w:after="160"/>
-              <w:jc w:val="left"/>
-            </w:pPr>
             <w:r>
               <w:rPr>
                 <w:b/>
                 <w:bCs/>
                 <w:sz w:val="20"/>
                 <w:szCs w:val="20"/>
-                <w:rFonts w:ascii="Arial" w:cs="Arial" w:eastAsia="Arial" w:hAnsi="Arial"/>
-              </w:rPr>
-              <w:t xml:space="preserve">PERSONA DI RIFERIMENTO:</w:t>
+              </w:rPr>
+              <w:t>PERSONA DI RIFERIMENTO:</w:t>
             </w:r>
           </w:p>
         </w:tc>
         <w:tc>
           <w:tcPr>
-            <w:gridSpan w:val="2"/>
+            <w:tcW w:w="0" w:type="auto"/>
             <w:tcMar>
-              <w:top w:type="dxa" w:w="80"/>
-              <w:left w:type="dxa" w:w="100"/>
-              <w:bottom w:type="dxa" w:w="80"/>
-              <w:right w:type="dxa" w:w="100"/>
+              <w:top w:w="80" w:type="dxa"/>
+              <w:left w:w="100" w:type="dxa"/>
+              <w:bottom w:w="80" w:type="dxa"/>
+              <w:right w:w="100" w:type="dxa"/>
             </w:tcMar>
           </w:tcPr>
           <w:p>
-            <w:pPr>
-              <w:spacing w:before="0" w:after="160"/>
-              <w:jc w:val="left"/>
-            </w:pPr>
-            <w:r>
-              <w:rPr>
-                <w:b w:val="false"/>
-                <w:bCs w:val="false"/>
+            <w:r>
+              <w:rPr>
                 <w:sz w:val="20"/>
                 <w:szCs w:val="20"/>
-                <w:rFonts w:ascii="Arial" w:cs="Arial" w:eastAsia="Arial" w:hAnsi="Arial"/>
-              </w:rPr>
-              <w:t xml:space="preserve">{auditor}</w:t>
+              </w:rPr>
+              <w:t>{auditor}</w:t>
             </w:r>
           </w:p>
         </w:tc>
@@ -207,56 +188,60 @@
       <w:tr>
         <w:tc>
           <w:tcPr>
-            <w:tcW w:type="pct" w:w="35%"/>
-            <w:shd w:fill="E5E7EB" w:val="clear"/>
+            <w:tcW w:w="1750" w:type="pct"/>
+            <w:shd w:val="clear" w:color="auto" w:fill="E5E7EB"/>
             <w:tcMar>
-              <w:top w:type="dxa" w:w="80"/>
-              <w:left w:type="dxa" w:w="100"/>
-              <w:bottom w:type="dxa" w:w="80"/>
-              <w:right w:type="dxa" w:w="100"/>
+              <w:top w:w="80" w:type="dxa"/>
+              <w:left w:w="100" w:type="dxa"/>
+              <w:bottom w:w="80" w:type="dxa"/>
+              <w:right w:w="100" w:type="dxa"/>
             </w:tcMar>
           </w:tcPr>
           <w:p>
-            <w:pPr>
-              <w:spacing w:before="0" w:after="160"/>
-              <w:jc w:val="left"/>
-            </w:pPr>
             <w:r>
               <w:rPr>
                 <w:b/>
                 <w:bCs/>
                 <w:sz w:val="20"/>
                 <w:szCs w:val="20"/>
-                <w:rFonts w:ascii="Arial" w:cs="Arial" w:eastAsia="Arial" w:hAnsi="Arial"/>
-              </w:rPr>
-              <w:t xml:space="preserve">DATA VISITA ISPETTIVA:</w:t>
+              </w:rPr>
+              <w:t>DATA VISITA ISPETTIVA:</w:t>
             </w:r>
           </w:p>
         </w:tc>
         <w:tc>
           <w:tcPr>
-            <w:gridSpan w:val="2"/>
+            <w:tcW w:w="0" w:type="auto"/>
             <w:tcMar>
-              <w:top w:type="dxa" w:w="80"/>
-              <w:left w:type="dxa" w:w="100"/>
-              <w:bottom w:type="dxa" w:w="80"/>
-              <w:right w:type="dxa" w:w="100"/>
+              <w:top w:w="80" w:type="dxa"/>
+              <w:left w:w="100" w:type="dxa"/>
+              <w:bottom w:w="80" w:type="dxa"/>
+              <w:right w:w="100" w:type="dxa"/>
             </w:tcMar>
           </w:tcPr>
           <w:p>
-            <w:pPr>
-              <w:spacing w:before="0" w:after="160"/>
-              <w:jc w:val="left"/>
-            </w:pPr>
-            <w:r>
-              <w:rPr>
-                <w:b w:val="false"/>
-                <w:bCs w:val="false"/>
+            <w:r>
+              <w:rPr>
                 <w:sz w:val="20"/>
                 <w:szCs w:val="20"/>
-                <w:rFonts w:ascii="Arial" w:cs="Arial" w:eastAsia="Arial" w:hAnsi="Arial"/>
-              </w:rPr>
-              <w:t xml:space="preserve">{auditDate}</w:t>
+              </w:rPr>
+              <w:t>{</w:t>
+            </w:r>
+            <w:proofErr w:type="spellStart"/>
+            <w:r>
+              <w:rPr>
+                <w:sz w:val="20"/>
+                <w:szCs w:val="20"/>
+              </w:rPr>
+              <w:t>auditDate</w:t>
+            </w:r>
+            <w:proofErr w:type="spellEnd"/>
+            <w:r>
+              <w:rPr>
+                <w:sz w:val="20"/>
+                <w:szCs w:val="20"/>
+              </w:rPr>
+              <w:t>}</w:t>
             </w:r>
           </w:p>
         </w:tc>
@@ -264,56 +249,60 @@
       <w:tr>
         <w:tc>
           <w:tcPr>
-            <w:tcW w:type="pct" w:w="35%"/>
-            <w:shd w:fill="E5E7EB" w:val="clear"/>
+            <w:tcW w:w="1750" w:type="pct"/>
+            <w:shd w:val="clear" w:color="auto" w:fill="E5E7EB"/>
             <w:tcMar>
-              <w:top w:type="dxa" w:w="80"/>
-              <w:left w:type="dxa" w:w="100"/>
-              <w:bottom w:type="dxa" w:w="80"/>
-              <w:right w:type="dxa" w:w="100"/>
+              <w:top w:w="80" w:type="dxa"/>
+              <w:left w:w="100" w:type="dxa"/>
+              <w:bottom w:w="80" w:type="dxa"/>
+              <w:right w:w="100" w:type="dxa"/>
             </w:tcMar>
           </w:tcPr>
           <w:p>
-            <w:pPr>
-              <w:spacing w:before="0" w:after="160"/>
-              <w:jc w:val="left"/>
-            </w:pPr>
             <w:r>
               <w:rPr>
                 <w:b/>
                 <w:bCs/>
                 <w:sz w:val="20"/>
                 <w:szCs w:val="20"/>
-                <w:rFonts w:ascii="Arial" w:cs="Arial" w:eastAsia="Arial" w:hAnsi="Arial"/>
-              </w:rPr>
-              <w:t xml:space="preserve">TIPOLOGIA ELEMENTO SALDATO:</w:t>
+              </w:rPr>
+              <w:t>TIPOLOGIA ELEMENTO SALDATO:</w:t>
             </w:r>
           </w:p>
         </w:tc>
         <w:tc>
           <w:tcPr>
-            <w:gridSpan w:val="2"/>
+            <w:tcW w:w="0" w:type="auto"/>
             <w:tcMar>
-              <w:top w:type="dxa" w:w="80"/>
-              <w:left w:type="dxa" w:w="100"/>
-              <w:bottom w:type="dxa" w:w="80"/>
-              <w:right w:type="dxa" w:w="100"/>
+              <w:top w:w="80" w:type="dxa"/>
+              <w:left w:w="100" w:type="dxa"/>
+              <w:bottom w:w="80" w:type="dxa"/>
+              <w:right w:w="100" w:type="dxa"/>
             </w:tcMar>
           </w:tcPr>
           <w:p>
-            <w:pPr>
-              <w:spacing w:before="0" w:after="160"/>
-              <w:jc w:val="left"/>
-            </w:pPr>
-            <w:r>
-              <w:rPr>
-                <w:b w:val="false"/>
-                <w:bCs w:val="false"/>
+            <w:r>
+              <w:rPr>
                 <w:sz w:val="20"/>
                 <w:szCs w:val="20"/>
-                <w:rFonts w:ascii="Arial" w:cs="Arial" w:eastAsia="Arial" w:hAnsi="Arial"/>
-              </w:rPr>
-              <w:t xml:space="preserve">{auditObject}</w:t>
+              </w:rPr>
+              <w:t>{</w:t>
+            </w:r>
+            <w:proofErr w:type="spellStart"/>
+            <w:r>
+              <w:rPr>
+                <w:sz w:val="20"/>
+                <w:szCs w:val="20"/>
+              </w:rPr>
+              <w:t>auditObject</w:t>
+            </w:r>
+            <w:proofErr w:type="spellEnd"/>
+            <w:r>
+              <w:rPr>
+                <w:sz w:val="20"/>
+                <w:szCs w:val="20"/>
+              </w:rPr>
+              <w:t>}</w:t>
             </w:r>
           </w:p>
         </w:tc>
@@ -321,56 +310,60 @@
       <w:tr>
         <w:tc>
           <w:tcPr>
-            <w:tcW w:type="pct" w:w="35%"/>
-            <w:shd w:fill="E5E7EB" w:val="clear"/>
+            <w:tcW w:w="1750" w:type="pct"/>
+            <w:shd w:val="clear" w:color="auto" w:fill="E5E7EB"/>
             <w:tcMar>
-              <w:top w:type="dxa" w:w="80"/>
-              <w:left w:type="dxa" w:w="100"/>
-              <w:bottom w:type="dxa" w:w="80"/>
-              <w:right w:type="dxa" w:w="100"/>
+              <w:top w:w="80" w:type="dxa"/>
+              <w:left w:w="100" w:type="dxa"/>
+              <w:bottom w:w="80" w:type="dxa"/>
+              <w:right w:w="100" w:type="dxa"/>
             </w:tcMar>
           </w:tcPr>
           <w:p>
-            <w:pPr>
-              <w:spacing w:before="0" w:after="160"/>
-              <w:jc w:val="left"/>
-            </w:pPr>
             <w:r>
               <w:rPr>
                 <w:b/>
                 <w:bCs/>
                 <w:sz w:val="20"/>
                 <w:szCs w:val="20"/>
-                <w:rFonts w:ascii="Arial" w:cs="Arial" w:eastAsia="Arial" w:hAnsi="Arial"/>
-              </w:rPr>
-              <w:t xml:space="preserve">DISEGNI/SPECIFICHE DI RIFERIMENTO:</w:t>
+              </w:rPr>
+              <w:t>DISEGNI/SPECIFICHE DI RIFERIMENTO:</w:t>
             </w:r>
           </w:p>
         </w:tc>
         <w:tc>
           <w:tcPr>
-            <w:gridSpan w:val="2"/>
+            <w:tcW w:w="0" w:type="auto"/>
             <w:tcMar>
-              <w:top w:type="dxa" w:w="80"/>
-              <w:left w:type="dxa" w:w="100"/>
-              <w:bottom w:type="dxa" w:w="80"/>
-              <w:right w:type="dxa" w:w="100"/>
+              <w:top w:w="80" w:type="dxa"/>
+              <w:left w:w="100" w:type="dxa"/>
+              <w:bottom w:w="80" w:type="dxa"/>
+              <w:right w:w="100" w:type="dxa"/>
             </w:tcMar>
           </w:tcPr>
           <w:p>
-            <w:pPr>
-              <w:spacing w:before="0" w:after="160"/>
-              <w:jc w:val="left"/>
-            </w:pPr>
-            <w:r>
-              <w:rPr>
-                <w:b w:val="false"/>
-                <w:bCs w:val="false"/>
+            <w:r>
+              <w:rPr>
                 <w:sz w:val="20"/>
                 <w:szCs w:val="20"/>
-                <w:rFonts w:ascii="Arial" w:cs="Arial" w:eastAsia="Arial" w:hAnsi="Arial"/>
-              </w:rPr>
-              <w:t xml:space="preserve">{referenceDocuments}</w:t>
+              </w:rPr>
+              <w:t>{</w:t>
+            </w:r>
+            <w:proofErr w:type="spellStart"/>
+            <w:r>
+              <w:rPr>
+                <w:sz w:val="20"/>
+                <w:szCs w:val="20"/>
+              </w:rPr>
+              <w:t>referenceDocuments</w:t>
+            </w:r>
+            <w:proofErr w:type="spellEnd"/>
+            <w:r>
+              <w:rPr>
+                <w:sz w:val="20"/>
+                <w:szCs w:val="20"/>
+              </w:rPr>
+              <w:t>}</w:t>
             </w:r>
           </w:p>
         </w:tc>
@@ -378,56 +371,60 @@
       <w:tr>
         <w:tc>
           <w:tcPr>
-            <w:tcW w:type="pct" w:w="35%"/>
-            <w:shd w:fill="E5E7EB" w:val="clear"/>
+            <w:tcW w:w="1750" w:type="pct"/>
+            <w:shd w:val="clear" w:color="auto" w:fill="E5E7EB"/>
             <w:tcMar>
-              <w:top w:type="dxa" w:w="80"/>
-              <w:left w:type="dxa" w:w="100"/>
-              <w:bottom w:type="dxa" w:w="80"/>
-              <w:right w:type="dxa" w:w="100"/>
+              <w:top w:w="80" w:type="dxa"/>
+              <w:left w:w="100" w:type="dxa"/>
+              <w:bottom w:w="80" w:type="dxa"/>
+              <w:right w:w="100" w:type="dxa"/>
             </w:tcMar>
           </w:tcPr>
           <w:p>
-            <w:pPr>
-              <w:spacing w:before="0" w:after="160"/>
-              <w:jc w:val="left"/>
-            </w:pPr>
             <w:r>
               <w:rPr>
                 <w:b/>
                 <w:bCs/>
                 <w:sz w:val="20"/>
                 <w:szCs w:val="20"/>
-                <w:rFonts w:ascii="Arial" w:cs="Arial" w:eastAsia="Arial" w:hAnsi="Arial"/>
-              </w:rPr>
-              <w:t xml:space="preserve">ISPETTORE:</w:t>
+              </w:rPr>
+              <w:t>ISPETTORE:</w:t>
             </w:r>
           </w:p>
         </w:tc>
         <w:tc>
           <w:tcPr>
-            <w:gridSpan w:val="2"/>
+            <w:tcW w:w="0" w:type="auto"/>
             <w:tcMar>
-              <w:top w:type="dxa" w:w="80"/>
-              <w:left w:type="dxa" w:w="100"/>
-              <w:bottom w:type="dxa" w:w="80"/>
-              <w:right w:type="dxa" w:w="100"/>
+              <w:top w:w="80" w:type="dxa"/>
+              <w:left w:w="100" w:type="dxa"/>
+              <w:bottom w:w="80" w:type="dxa"/>
+              <w:right w:w="100" w:type="dxa"/>
             </w:tcMar>
           </w:tcPr>
           <w:p>
-            <w:pPr>
-              <w:spacing w:before="0" w:after="160"/>
-              <w:jc w:val="left"/>
-            </w:pPr>
-            <w:r>
-              <w:rPr>
-                <w:b w:val="false"/>
-                <w:bCs w:val="false"/>
+            <w:r>
+              <w:rPr>
                 <w:sz w:val="20"/>
                 <w:szCs w:val="20"/>
-                <w:rFonts w:ascii="Arial" w:cs="Arial" w:eastAsia="Arial" w:hAnsi="Arial"/>
-              </w:rPr>
-              <w:t xml:space="preserve">{processes}</w:t>
+              </w:rPr>
+              <w:t>{</w:t>
+            </w:r>
+            <w:proofErr w:type="spellStart"/>
+            <w:r>
+              <w:rPr>
+                <w:sz w:val="20"/>
+                <w:szCs w:val="20"/>
+              </w:rPr>
+              <w:t>processes</w:t>
+            </w:r>
+            <w:proofErr w:type="spellEnd"/>
+            <w:r>
+              <w:rPr>
+                <w:sz w:val="20"/>
+                <w:szCs w:val="20"/>
+              </w:rPr>
+              <w:t>}</w:t>
             </w:r>
           </w:p>
         </w:tc>
@@ -440,11 +437,11 @@
     </w:p>
     <w:p>
       <w:pPr>
-        <w:pStyle w:val="Heading1"/>
+        <w:pStyle w:val="Titolo1"/>
         <w:spacing w:before="0" w:after="300"/>
       </w:pPr>
       <w:r>
-        <w:t xml:space="preserve">2 - SCOPO DELLA VISITA ISPETTIVA</w:t>
+        <w:t>2 - SCOPO DELLA VISITA ISPETTIVA</w:t>
       </w:r>
     </w:p>
     <w:p>
@@ -452,7 +449,15 @@
         <w:spacing w:after="200"/>
       </w:pPr>
       <w:r>
-        <w:t xml:space="preserve">{objectiveDescription}</w:t>
+        <w:t>{</w:t>
+      </w:r>
+      <w:proofErr w:type="spellStart"/>
+      <w:r>
+        <w:t>objectiveDescription</w:t>
+      </w:r>
+      <w:proofErr w:type="spellEnd"/>
+      <w:r>
+        <w:t>}</w:t>
       </w:r>
     </w:p>
     <w:p>
@@ -463,142 +468,142 @@
         <w:rPr>
           <w:b/>
           <w:bCs/>
-          <w:sz w:val="22"/>
-          <w:szCs w:val="22"/>
-          <w:rFonts w:ascii="Arial" w:cs="Arial" w:eastAsia="Arial" w:hAnsi="Arial"/>
         </w:rPr>
-        <w:t xml:space="preserve">Presenti per il fornitore:</w:t>
+        <w:t>Presenti per il fornitore:</w:t>
       </w:r>
     </w:p>
     <w:tbl>
       <w:tblPr>
-        <w:tblW w:type="pct" w:w="100%"/>
+        <w:tblW w:w="5000" w:type="pct"/>
         <w:tblBorders>
-          <w:top w:val="single" w:color="000000" w:sz="1"/>
-          <w:left w:val="single" w:color="000000" w:sz="1"/>
-          <w:bottom w:val="single" w:color="000000" w:sz="1"/>
-          <w:right w:val="single" w:color="000000" w:sz="1"/>
-          <w:insideH w:val="single" w:color="000000" w:sz="1"/>
-          <w:insideV w:val="single" w:color="000000" w:sz="1"/>
+          <w:top w:val="single" w:sz="1" w:space="0" w:color="000000"/>
+          <w:left w:val="single" w:sz="1" w:space="0" w:color="000000"/>
+          <w:bottom w:val="single" w:sz="1" w:space="0" w:color="000000"/>
+          <w:right w:val="single" w:sz="1" w:space="0" w:color="000000"/>
+          <w:insideH w:val="single" w:sz="1" w:space="0" w:color="000000"/>
+          <w:insideV w:val="single" w:sz="1" w:space="0" w:color="000000"/>
         </w:tblBorders>
+        <w:tblCellMar>
+          <w:left w:w="10" w:type="dxa"/>
+          <w:right w:w="10" w:type="dxa"/>
+        </w:tblCellMar>
+        <w:tblLook w:val="04A0" w:firstRow="1" w:lastRow="0" w:firstColumn="1" w:lastColumn="0" w:noHBand="0" w:noVBand="1"/>
       </w:tblPr>
       <w:tblGrid>
-        <w:gridCol w:w="100"/>
-        <w:gridCol w:w="100"/>
+        <w:gridCol w:w="3662"/>
+        <w:gridCol w:w="6802"/>
       </w:tblGrid>
       <w:tr>
+        <w:tblPrEx>
+          <w:tblCellMar>
+            <w:top w:w="0" w:type="dxa"/>
+            <w:bottom w:w="0" w:type="dxa"/>
+          </w:tblCellMar>
+        </w:tblPrEx>
         <w:trPr>
           <w:tblHeader/>
         </w:trPr>
         <w:tc>
           <w:tcPr>
-            <w:tcW w:type="pct" w:w="35%"/>
-            <w:shd w:fill="E5E7EB" w:val="clear"/>
+            <w:tcW w:w="1750" w:type="pct"/>
+            <w:shd w:val="clear" w:color="auto" w:fill="E5E7EB"/>
             <w:tcMar>
-              <w:top w:type="dxa" w:w="80"/>
-              <w:left w:type="dxa" w:w="80"/>
-              <w:bottom w:type="dxa" w:w="80"/>
-              <w:right w:type="dxa" w:w="80"/>
+              <w:top w:w="80" w:type="dxa"/>
+              <w:left w:w="80" w:type="dxa"/>
+              <w:bottom w:w="80" w:type="dxa"/>
+              <w:right w:w="80" w:type="dxa"/>
             </w:tcMar>
           </w:tcPr>
           <w:p>
             <w:pPr>
-              <w:spacing w:before="0" w:after="160"/>
               <w:jc w:val="center"/>
             </w:pPr>
             <w:r>
               <w:rPr>
                 <w:b/>
                 <w:bCs/>
-                <w:sz w:val="22"/>
-                <w:szCs w:val="22"/>
-                <w:rFonts w:ascii="Arial" w:cs="Arial" w:eastAsia="Arial" w:hAnsi="Arial"/>
-              </w:rPr>
-              <w:t xml:space="preserve">Funzione / Ruolo</w:t>
+              </w:rPr>
+              <w:t>Funzione / Ruolo</w:t>
             </w:r>
           </w:p>
         </w:tc>
         <w:tc>
           <w:tcPr>
-            <w:tcW w:type="pct" w:w="65%"/>
-            <w:shd w:fill="E5E7EB" w:val="clear"/>
+            <w:tcW w:w="3250" w:type="pct"/>
+            <w:shd w:val="clear" w:color="auto" w:fill="E5E7EB"/>
             <w:tcMar>
-              <w:top w:type="dxa" w:w="80"/>
-              <w:left w:type="dxa" w:w="80"/>
-              <w:bottom w:type="dxa" w:w="80"/>
-              <w:right w:type="dxa" w:w="80"/>
+              <w:top w:w="80" w:type="dxa"/>
+              <w:left w:w="80" w:type="dxa"/>
+              <w:bottom w:w="80" w:type="dxa"/>
+              <w:right w:w="80" w:type="dxa"/>
             </w:tcMar>
           </w:tcPr>
           <w:p>
             <w:pPr>
-              <w:spacing w:before="0" w:after="160"/>
               <w:jc w:val="center"/>
             </w:pPr>
             <w:r>
               <w:rPr>
                 <w:b/>
                 <w:bCs/>
-                <w:sz w:val="22"/>
-                <w:szCs w:val="22"/>
-                <w:rFonts w:ascii="Arial" w:cs="Arial" w:eastAsia="Arial" w:hAnsi="Arial"/>
-              </w:rPr>
-              <w:t xml:space="preserve">Nome e Cognome</w:t>
+              </w:rPr>
+              <w:t>Nome e Cognome</w:t>
             </w:r>
           </w:p>
         </w:tc>
       </w:tr>
       <w:tr>
+        <w:tblPrEx>
+          <w:tblCellMar>
+            <w:top w:w="0" w:type="dxa"/>
+            <w:bottom w:w="0" w:type="dxa"/>
+          </w:tblCellMar>
+        </w:tblPrEx>
         <w:tc>
           <w:tcPr>
-            <w:tcW w:type="pct" w:w="35%"/>
+            <w:tcW w:w="1750" w:type="pct"/>
             <w:tcMar>
-              <w:top w:type="dxa" w:w="80"/>
-              <w:left w:type="dxa" w:w="80"/>
-              <w:bottom w:type="dxa" w:w="80"/>
-              <w:right w:type="dxa" w:w="80"/>
+              <w:top w:w="80" w:type="dxa"/>
+              <w:left w:w="80" w:type="dxa"/>
+              <w:bottom w:w="80" w:type="dxa"/>
+              <w:right w:w="80" w:type="dxa"/>
             </w:tcMar>
           </w:tcPr>
           <w:p>
-            <w:pPr>
-              <w:spacing w:before="0" w:after="160"/>
-              <w:jc w:val="left"/>
-            </w:pPr>
-            <w:r>
-              <w:rPr>
-                <w:b w:val="false"/>
-                <w:bCs w:val="false"/>
-                <w:sz w:val="22"/>
-                <w:szCs w:val="22"/>
-                <w:rFonts w:ascii="Arial" w:cs="Arial" w:eastAsia="Arial" w:hAnsi="Arial"/>
-              </w:rPr>
-              <w:t xml:space="preserve">{#participants}{role}</w:t>
+            <w:r>
+              <w:t>{#</w:t>
+            </w:r>
+            <w:proofErr w:type="gramStart"/>
+            <w:r>
+              <w:t>participants}{</w:t>
+            </w:r>
+            <w:proofErr w:type="gramEnd"/>
+            <w:r>
+              <w:t>role}</w:t>
             </w:r>
           </w:p>
         </w:tc>
         <w:tc>
           <w:tcPr>
-            <w:tcW w:type="pct" w:w="65%"/>
+            <w:tcW w:w="3250" w:type="pct"/>
             <w:tcMar>
-              <w:top w:type="dxa" w:w="80"/>
-              <w:left w:type="dxa" w:w="80"/>
-              <w:bottom w:type="dxa" w:w="80"/>
-              <w:right w:type="dxa" w:w="80"/>
+              <w:top w:w="80" w:type="dxa"/>
+              <w:left w:w="80" w:type="dxa"/>
+              <w:bottom w:w="80" w:type="dxa"/>
+              <w:right w:w="80" w:type="dxa"/>
             </w:tcMar>
           </w:tcPr>
           <w:p>
-            <w:pPr>
-              <w:spacing w:before="0" w:after="160"/>
-              <w:jc w:val="left"/>
-            </w:pPr>
-            <w:r>
-              <w:rPr>
-                <w:b w:val="false"/>
-                <w:bCs w:val="false"/>
-                <w:sz w:val="22"/>
-                <w:szCs w:val="22"/>
-                <w:rFonts w:ascii="Arial" w:cs="Arial" w:eastAsia="Arial" w:hAnsi="Arial"/>
-              </w:rPr>
-              <w:t xml:space="preserve">{name}{/participants}</w:t>
+            <w:r>
+              <w:t>{name}{/</w:t>
+            </w:r>
+            <w:proofErr w:type="spellStart"/>
+            <w:r>
+              <w:t>participants</w:t>
+            </w:r>
+            <w:proofErr w:type="spellEnd"/>
+            <w:r>
+              <w:t>}</w:t>
             </w:r>
           </w:p>
         </w:tc>
@@ -612,7 +617,7 @@
     </w:p>
     <w:p>
       <w:pPr>
-        <w:spacing w:before="0" w:after="0"/>
+        <w:spacing w:after="0"/>
       </w:pPr>
       <w:r>
         <w:rPr>
@@ -622,26 +627,27 @@
           <w:sz w:val="18"/>
           <w:szCs w:val="18"/>
         </w:rPr>
-        <w:t xml:space="preserve">CHECKLIST_MARKER</w:t>
+        <w:t>CHECKLIST_MARKER</w:t>
       </w:r>
     </w:p>
     <w:p>
       <w:pPr>
-        <w:pStyle w:val="Heading1"/>
+        <w:pStyle w:val="Titolo1"/>
         <w:pageBreakBefore/>
         <w:spacing w:before="0" w:after="300"/>
       </w:pPr>
       <w:r>
-        <w:t xml:space="preserve">11 - ESITO DELLA VISITA ISPETTIVA</w:t>
+        <w:lastRenderedPageBreak/>
+        <w:t>11 - ESITO DELLA VISITA ISPETTIVA</w:t>
       </w:r>
     </w:p>
     <w:p>
       <w:pPr>
-        <w:pStyle w:val="Heading2"/>
-        <w:spacing w:before="200" w:after="150"/>
+        <w:pStyle w:val="Titolo2"/>
+        <w:spacing w:before="200"/>
       </w:pPr>
       <w:r>
-        <w:t xml:space="preserve">Conclusioni</w:t>
+        <w:t>Conclusioni</w:t>
       </w:r>
     </w:p>
     <w:p>
@@ -649,22 +655,29 @@
         <w:spacing w:after="300"/>
       </w:pPr>
       <w:r>
-        <w:t xml:space="preserve">{conclusions}</w:t>
+        <w:t>{</w:t>
+      </w:r>
+      <w:proofErr w:type="spellStart"/>
+      <w:r>
+        <w:t>conclusions</w:t>
+      </w:r>
+      <w:proofErr w:type="spellEnd"/>
+      <w:r>
+        <w:t>}</w:t>
       </w:r>
     </w:p>
     <w:p>
       <w:pPr>
-        <w:pStyle w:val="Heading2"/>
-        <w:spacing w:before="300" w:after="150"/>
+        <w:pStyle w:val="Titolo2"/>
         <w:jc w:val="center"/>
       </w:pPr>
       <w:r>
-        <w:t xml:space="preserve">RILIEVI</w:t>
+        <w:t>RILIEVI</w:t>
       </w:r>
     </w:p>
     <w:p>
       <w:pPr>
-        <w:spacing w:before="0" w:after="300"/>
+        <w:spacing w:after="300"/>
       </w:pPr>
       <w:r>
         <w:rPr>
@@ -674,69 +687,72 @@
           <w:sz w:val="18"/>
           <w:szCs w:val="18"/>
         </w:rPr>
-        <w:t xml:space="preserve">RILIEVI_MARKER</w:t>
+        <w:t>RILIEVI_MARKER</w:t>
       </w:r>
     </w:p>
     <w:p>
       <w:pPr>
-        <w:pStyle w:val="Heading2"/>
-        <w:spacing w:before="300" w:after="150"/>
+        <w:pStyle w:val="Titolo2"/>
       </w:pPr>
       <w:r>
-        <w:t xml:space="preserve">Riepilogo Rilievi</w:t>
+        <w:t>Riepilogo Rilievi</w:t>
       </w:r>
     </w:p>
     <w:tbl>
       <w:tblPr>
-        <w:tblW w:type="pct" w:w="60%"/>
+        <w:tblW w:w="3000" w:type="pct"/>
         <w:tblBorders>
-          <w:top w:val="single" w:color="000000" w:sz="1"/>
-          <w:left w:val="single" w:color="000000" w:sz="1"/>
-          <w:bottom w:val="single" w:color="000000" w:sz="1"/>
-          <w:right w:val="single" w:color="000000" w:sz="1"/>
-          <w:insideH w:val="single" w:color="000000" w:sz="1"/>
-          <w:insideV w:val="single" w:color="000000" w:sz="1"/>
+          <w:top w:val="single" w:sz="1" w:space="0" w:color="000000"/>
+          <w:left w:val="single" w:sz="1" w:space="0" w:color="000000"/>
+          <w:bottom w:val="single" w:sz="1" w:space="0" w:color="000000"/>
+          <w:right w:val="single" w:sz="1" w:space="0" w:color="000000"/>
+          <w:insideH w:val="single" w:sz="1" w:space="0" w:color="000000"/>
+          <w:insideV w:val="single" w:sz="1" w:space="0" w:color="000000"/>
         </w:tblBorders>
+        <w:tblCellMar>
+          <w:left w:w="10" w:type="dxa"/>
+          <w:right w:w="10" w:type="dxa"/>
+        </w:tblCellMar>
+        <w:tblLook w:val="04A0" w:firstRow="1" w:lastRow="0" w:firstColumn="1" w:lastColumn="0" w:noHBand="0" w:noVBand="1"/>
       </w:tblPr>
       <w:tblGrid>
-        <w:gridCol w:w="100"/>
-        <w:gridCol w:w="100"/>
+        <w:gridCol w:w="4749"/>
+        <w:gridCol w:w="1529"/>
       </w:tblGrid>
       <w:tr>
+        <w:tblPrEx>
+          <w:tblCellMar>
+            <w:top w:w="0" w:type="dxa"/>
+            <w:bottom w:w="0" w:type="dxa"/>
+          </w:tblCellMar>
+        </w:tblPrEx>
         <w:tc>
           <w:tcPr>
+            <w:tcW w:w="0" w:type="auto"/>
             <w:tcMar>
-              <w:top w:type="dxa" w:w="80"/>
-              <w:left w:type="dxa" w:w="100"/>
-              <w:bottom w:type="dxa" w:w="80"/>
-              <w:right w:type="dxa" w:w="100"/>
+              <w:top w:w="80" w:type="dxa"/>
+              <w:left w:w="100" w:type="dxa"/>
+              <w:bottom w:w="80" w:type="dxa"/>
+              <w:right w:w="100" w:type="dxa"/>
             </w:tcMar>
           </w:tcPr>
           <w:p>
-            <w:pPr>
-              <w:spacing w:before="0" w:after="160"/>
-              <w:jc w:val="left"/>
-            </w:pPr>
             <w:r>
               <w:rPr>
                 <w:b/>
                 <w:bCs/>
-                <w:sz w:val="22"/>
-                <w:szCs w:val="22"/>
-                <w:rFonts w:ascii="Arial" w:cs="Arial" w:eastAsia="Arial" w:hAnsi="Arial"/>
-              </w:rPr>
-              <w:t xml:space="preserve">Non Conformità (NC)</w:t>
+              </w:rPr>
+              <w:t>Non Conformità (NC)</w:t>
             </w:r>
           </w:p>
         </w:tc>
         <w:tc>
           <w:tcPr>
-            <w:tcW w:type="pct" w:w="15%"/>
+            <w:tcW w:w="750" w:type="pct"/>
             <w:vAlign w:val="center"/>
           </w:tcPr>
           <w:p>
             <w:pPr>
-              <w:spacing w:before="0" w:after="160"/>
               <w:jc w:val="center"/>
             </w:pPr>
             <w:r>
@@ -745,48 +761,66 @@
                 <w:bCs/>
                 <w:sz w:val="28"/>
                 <w:szCs w:val="28"/>
-                <w:rFonts w:ascii="Arial" w:cs="Arial" w:eastAsia="Arial" w:hAnsi="Arial"/>
-              </w:rPr>
-              <w:t xml:space="preserve">{ncCount}</w:t>
+              </w:rPr>
+              <w:t>{</w:t>
+            </w:r>
+            <w:proofErr w:type="spellStart"/>
+            <w:r>
+              <w:rPr>
+                <w:b/>
+                <w:bCs/>
+                <w:sz w:val="28"/>
+                <w:szCs w:val="28"/>
+              </w:rPr>
+              <w:t>ncCount</w:t>
+            </w:r>
+            <w:proofErr w:type="spellEnd"/>
+            <w:r>
+              <w:rPr>
+                <w:b/>
+                <w:bCs/>
+                <w:sz w:val="28"/>
+                <w:szCs w:val="28"/>
+              </w:rPr>
+              <w:t>}</w:t>
             </w:r>
           </w:p>
         </w:tc>
       </w:tr>
       <w:tr>
+        <w:tblPrEx>
+          <w:tblCellMar>
+            <w:top w:w="0" w:type="dxa"/>
+            <w:bottom w:w="0" w:type="dxa"/>
+          </w:tblCellMar>
+        </w:tblPrEx>
         <w:tc>
           <w:tcPr>
+            <w:tcW w:w="0" w:type="auto"/>
             <w:tcMar>
-              <w:top w:type="dxa" w:w="80"/>
-              <w:left w:type="dxa" w:w="100"/>
-              <w:bottom w:type="dxa" w:w="80"/>
-              <w:right w:type="dxa" w:w="100"/>
+              <w:top w:w="80" w:type="dxa"/>
+              <w:left w:w="100" w:type="dxa"/>
+              <w:bottom w:w="80" w:type="dxa"/>
+              <w:right w:w="100" w:type="dxa"/>
             </w:tcMar>
           </w:tcPr>
           <w:p>
-            <w:pPr>
-              <w:spacing w:before="0" w:after="160"/>
-              <w:jc w:val="left"/>
-            </w:pPr>
             <w:r>
               <w:rPr>
                 <w:b/>
                 <w:bCs/>
-                <w:sz w:val="22"/>
-                <w:szCs w:val="22"/>
-                <w:rFonts w:ascii="Arial" w:cs="Arial" w:eastAsia="Arial" w:hAnsi="Arial"/>
-              </w:rPr>
-              <w:t xml:space="preserve">Osservazioni (OSS)</w:t>
+              </w:rPr>
+              <w:t>Osservazioni (OSS)</w:t>
             </w:r>
           </w:p>
         </w:tc>
         <w:tc>
           <w:tcPr>
-            <w:tcW w:type="pct" w:w="15%"/>
+            <w:tcW w:w="750" w:type="pct"/>
             <w:vAlign w:val="center"/>
           </w:tcPr>
           <w:p>
             <w:pPr>
-              <w:spacing w:before="0" w:after="160"/>
               <w:jc w:val="center"/>
             </w:pPr>
             <w:r>
@@ -795,48 +829,66 @@
                 <w:bCs/>
                 <w:sz w:val="28"/>
                 <w:szCs w:val="28"/>
-                <w:rFonts w:ascii="Arial" w:cs="Arial" w:eastAsia="Arial" w:hAnsi="Arial"/>
-              </w:rPr>
-              <w:t xml:space="preserve">{ossCount}</w:t>
+              </w:rPr>
+              <w:t>{</w:t>
+            </w:r>
+            <w:proofErr w:type="spellStart"/>
+            <w:r>
+              <w:rPr>
+                <w:b/>
+                <w:bCs/>
+                <w:sz w:val="28"/>
+                <w:szCs w:val="28"/>
+              </w:rPr>
+              <w:t>ossCount</w:t>
+            </w:r>
+            <w:proofErr w:type="spellEnd"/>
+            <w:r>
+              <w:rPr>
+                <w:b/>
+                <w:bCs/>
+                <w:sz w:val="28"/>
+                <w:szCs w:val="28"/>
+              </w:rPr>
+              <w:t>}</w:t>
             </w:r>
           </w:p>
         </w:tc>
       </w:tr>
       <w:tr>
+        <w:tblPrEx>
+          <w:tblCellMar>
+            <w:top w:w="0" w:type="dxa"/>
+            <w:bottom w:w="0" w:type="dxa"/>
+          </w:tblCellMar>
+        </w:tblPrEx>
         <w:tc>
           <w:tcPr>
+            <w:tcW w:w="0" w:type="auto"/>
             <w:tcMar>
-              <w:top w:type="dxa" w:w="80"/>
-              <w:left w:type="dxa" w:w="100"/>
-              <w:bottom w:type="dxa" w:w="80"/>
-              <w:right w:type="dxa" w:w="100"/>
+              <w:top w:w="80" w:type="dxa"/>
+              <w:left w:w="100" w:type="dxa"/>
+              <w:bottom w:w="80" w:type="dxa"/>
+              <w:right w:w="100" w:type="dxa"/>
             </w:tcMar>
           </w:tcPr>
           <w:p>
-            <w:pPr>
-              <w:spacing w:before="0" w:after="160"/>
-              <w:jc w:val="left"/>
-            </w:pPr>
             <w:r>
               <w:rPr>
                 <w:b/>
                 <w:bCs/>
-                <w:sz w:val="22"/>
-                <w:szCs w:val="22"/>
-                <w:rFonts w:ascii="Arial" w:cs="Arial" w:eastAsia="Arial" w:hAnsi="Arial"/>
-              </w:rPr>
-              <w:t xml:space="preserve">Opportunità di Miglioramento (OM)</w:t>
+              </w:rPr>
+              <w:t>Opportunità di Miglioramento (OM)</w:t>
             </w:r>
           </w:p>
         </w:tc>
         <w:tc>
           <w:tcPr>
-            <w:tcW w:type="pct" w:w="15%"/>
+            <w:tcW w:w="750" w:type="pct"/>
             <w:vAlign w:val="center"/>
           </w:tcPr>
           <w:p>
             <w:pPr>
-              <w:spacing w:before="0" w:after="160"/>
               <w:jc w:val="center"/>
             </w:pPr>
             <w:r>
@@ -845,48 +897,66 @@
                 <w:bCs/>
                 <w:sz w:val="28"/>
                 <w:szCs w:val="28"/>
-                <w:rFonts w:ascii="Arial" w:cs="Arial" w:eastAsia="Arial" w:hAnsi="Arial"/>
-              </w:rPr>
-              <w:t xml:space="preserve">{omCount}</w:t>
+              </w:rPr>
+              <w:t>{</w:t>
+            </w:r>
+            <w:proofErr w:type="spellStart"/>
+            <w:r>
+              <w:rPr>
+                <w:b/>
+                <w:bCs/>
+                <w:sz w:val="28"/>
+                <w:szCs w:val="28"/>
+              </w:rPr>
+              <w:t>omCount</w:t>
+            </w:r>
+            <w:proofErr w:type="spellEnd"/>
+            <w:r>
+              <w:rPr>
+                <w:b/>
+                <w:bCs/>
+                <w:sz w:val="28"/>
+                <w:szCs w:val="28"/>
+              </w:rPr>
+              <w:t>}</w:t>
             </w:r>
           </w:p>
         </w:tc>
       </w:tr>
       <w:tr>
+        <w:tblPrEx>
+          <w:tblCellMar>
+            <w:top w:w="0" w:type="dxa"/>
+            <w:bottom w:w="0" w:type="dxa"/>
+          </w:tblCellMar>
+        </w:tblPrEx>
         <w:tc>
           <w:tcPr>
+            <w:tcW w:w="0" w:type="auto"/>
             <w:tcMar>
-              <w:top w:type="dxa" w:w="80"/>
-              <w:left w:type="dxa" w:w="100"/>
-              <w:bottom w:type="dxa" w:w="80"/>
-              <w:right w:type="dxa" w:w="100"/>
+              <w:top w:w="80" w:type="dxa"/>
+              <w:left w:w="100" w:type="dxa"/>
+              <w:bottom w:w="80" w:type="dxa"/>
+              <w:right w:w="100" w:type="dxa"/>
             </w:tcMar>
           </w:tcPr>
           <w:p>
-            <w:pPr>
-              <w:spacing w:before="0" w:after="160"/>
-              <w:jc w:val="left"/>
-            </w:pPr>
             <w:r>
               <w:rPr>
                 <w:b/>
                 <w:bCs/>
-                <w:sz w:val="22"/>
-                <w:szCs w:val="22"/>
-                <w:rFonts w:ascii="Arial" w:cs="Arial" w:eastAsia="Arial" w:hAnsi="Arial"/>
-              </w:rPr>
-              <w:t xml:space="preserve">Non Valutato (NV)</w:t>
+              </w:rPr>
+              <w:t>Non Valutato (NV)</w:t>
             </w:r>
           </w:p>
         </w:tc>
         <w:tc>
           <w:tcPr>
-            <w:tcW w:type="pct" w:w="15%"/>
+            <w:tcW w:w="750" w:type="pct"/>
             <w:vAlign w:val="center"/>
           </w:tcPr>
           <w:p>
             <w:pPr>
-              <w:spacing w:before="0" w:after="160"/>
               <w:jc w:val="center"/>
             </w:pPr>
             <w:r>
@@ -895,9 +965,28 @@
                 <w:bCs/>
                 <w:sz w:val="28"/>
                 <w:szCs w:val="28"/>
-                <w:rFonts w:ascii="Arial" w:cs="Arial" w:eastAsia="Arial" w:hAnsi="Arial"/>
-              </w:rPr>
-              <w:t xml:space="preserve">{nvCount}</w:t>
+              </w:rPr>
+              <w:t>{</w:t>
+            </w:r>
+            <w:proofErr w:type="spellStart"/>
+            <w:r>
+              <w:rPr>
+                <w:b/>
+                <w:bCs/>
+                <w:sz w:val="28"/>
+                <w:szCs w:val="28"/>
+              </w:rPr>
+              <w:t>nvCount</w:t>
+            </w:r>
+            <w:proofErr w:type="spellEnd"/>
+            <w:r>
+              <w:rPr>
+                <w:b/>
+                <w:bCs/>
+                <w:sz w:val="28"/>
+                <w:szCs w:val="28"/>
+              </w:rPr>
+              <w:t>}</w:t>
             </w:r>
           </w:p>
         </w:tc>
@@ -913,30 +1002,59 @@
         <w:spacing w:after="300"/>
       </w:pPr>
       <w:r>
-        <w:t xml:space="preserve">{summaryText}</w:t>
+        <w:t>{</w:t>
+      </w:r>
+      <w:proofErr w:type="spellStart"/>
+      <w:r>
+        <w:t>summaryText</w:t>
+      </w:r>
+      <w:proofErr w:type="spellEnd"/>
+      <w:r>
+        <w:t>}</w:t>
       </w:r>
     </w:p>
     <w:sectPr>
-      <w:headerReference w:type="default" r:id="rId6"/>
-      <w:footerReference w:type="default" r:id="rId7"/>
-      <w:pgSz w:w="11906" w:h="16838" w:orient="portrait"/>
-      <w:pgMar w:top="2200" w:right="1440" w:bottom="1440" w:left="1440" w:header="400" w:footer="708" w:gutter="0"/>
-      <w:pgNumType/>
+      <w:headerReference w:type="default" r:id="rId7"/>
+      <w:footerReference w:type="default" r:id="rId8"/>
+      <w:pgSz w:w="11906" w:h="16838"/>
+      <w:pgMar w:top="720" w:right="720" w:bottom="720" w:left="720" w:header="400" w:footer="708" w:gutter="0"/>
+      <w:cols w:space="720"/>
       <w:docGrid w:linePitch="360"/>
     </w:sectPr>
   </w:body>
 </w:document>
 </file>
 
-<file path=word/comments.xml><?xml version="1.0" encoding="utf-8"?>
-<w:comments xmlns:cx="http://schemas.microsoft.com/office/drawing/2014/chartex" xmlns:cx1="http://schemas.microsoft.com/office/drawing/2015/9/8/chartex" xmlns:cx2="http://schemas.microsoft.com/office/drawing/2015/10/21/chartex" xmlns:cx3="http://schemas.microsoft.com/office/drawing/2016/5/9/chartex" xmlns:cx4="http://schemas.microsoft.com/office/drawing/2016/5/10/chartex" xmlns:cx5="http://schemas.microsoft.com/office/drawing/2016/5/11/chartex" xmlns:cx6="http://schemas.microsoft.com/office/drawing/2016/5/12/chartex" xmlns:cx7="http://schemas.microsoft.com/office/drawing/2016/5/13/chartex" xmlns:cx8="http://schemas.microsoft.com/office/drawing/2016/5/14/chartex" xmlns:mc="http://schemas.openxmlformats.org/markup-compatibility/2006" xmlns:aink="http://schemas.microsoft.com/office/drawing/2016/ink" xmlns:am3d="http://schemas.microsoft.com/office/drawing/2017/model3d" xmlns:o="urn:schemas-microsoft-com:office:office" xmlns:r="http://schemas.openxmlformats.org/officeDocument/2006/relationships" xmlns:m="http://schemas.openxmlformats.org/officeDocument/2006/math" xmlns:v="urn:schemas-microsoft-com:vml" xmlns:wp14="http://schemas.microsoft.com/office/word/2010/wordprocessingDrawing" xmlns:wp="http://schemas.openxmlformats.org/drawingml/2006/wordprocessingDrawing" xmlns:w10="urn:schemas-microsoft-com:office:word" xmlns:w="http://schemas.openxmlformats.org/wordprocessingml/2006/main" xmlns:w14="http://schemas.microsoft.com/office/word/2010/wordml" xmlns:w15="http://schemas.microsoft.com/office/word/2012/wordml" xmlns:w16cex="http://schemas.microsoft.com/office/word/2018/wordml/cex" xmlns:w16cid="http://schemas.microsoft.com/office/word/2016/wordml/cid" xmlns:w16="http://schemas.microsoft.com/office/word/2018/wordml" xmlns:w16sdtdh="http://schemas.microsoft.com/office/word/2020/wordml/sdtdatahash" xmlns:w16se="http://schemas.microsoft.com/office/word/2015/wordml/symex" xmlns:wpg="http://schemas.microsoft.com/office/word/2010/wordprocessingGroup" xmlns:wpi="http://schemas.microsoft.com/office/word/2010/wordprocessingInk" xmlns:wne="http://schemas.microsoft.com/office/word/2006/wordml" xmlns:wps="http://schemas.microsoft.com/office/word/2010/wordprocessingShape"/>
+<file path=word/endnotes.xml><?xml version="1.0" encoding="utf-8"?>
+<w:endnotes xmlns:wpc="http://schemas.microsoft.com/office/word/2010/wordprocessingCanvas" xmlns:cx="http://schemas.microsoft.com/office/drawing/2014/chartex" xmlns:cx1="http://schemas.microsoft.com/office/drawing/2015/9/8/chartex" xmlns:cx2="http://schemas.microsoft.com/office/drawing/2015/10/21/chartex" xmlns:cx3="http://schemas.microsoft.com/office/drawing/2016/5/9/chartex" xmlns:cx4="http://schemas.microsoft.com/office/drawing/2016/5/10/chartex" xmlns:cx5="http://schemas.microsoft.com/office/drawing/2016/5/11/chartex" xmlns:cx6="http://schemas.microsoft.com/office/drawing/2016/5/12/chartex" xmlns:cx7="http://schemas.microsoft.com/office/drawing/2016/5/13/chartex" xmlns:cx8="http://schemas.microsoft.com/office/drawing/2016/5/14/chartex" xmlns:mc="http://schemas.openxmlformats.org/markup-compatibility/2006" xmlns:aink="http://schemas.microsoft.com/office/drawing/2016/ink" xmlns:am3d="http://schemas.microsoft.com/office/drawing/2017/model3d" xmlns:o="urn:schemas-microsoft-com:office:office" xmlns:oel="http://schemas.microsoft.com/office/2019/extlst" xmlns:r="http://schemas.openxmlformats.org/officeDocument/2006/relationships" xmlns:m="http://schemas.openxmlformats.org/officeDocument/2006/math" xmlns:v="urn:schemas-microsoft-com:vml" xmlns:wp14="http://schemas.microsoft.com/office/word/2010/wordprocessingDrawing" xmlns:wp="http://schemas.openxmlformats.org/drawingml/2006/wordprocessingDrawing" xmlns:w10="urn:schemas-microsoft-com:office:word" xmlns:w="http://schemas.openxmlformats.org/wordprocessingml/2006/main" xmlns:w14="http://schemas.microsoft.com/office/word/2010/wordml" xmlns:w15="http://schemas.microsoft.com/office/word/2012/wordml" xmlns:w16cex="http://schemas.microsoft.com/office/word/2018/wordml/cex" xmlns:w16cid="http://schemas.microsoft.com/office/word/2016/wordml/cid" xmlns:w16="http://schemas.microsoft.com/office/word/2018/wordml" xmlns:w16du="http://schemas.microsoft.com/office/word/2023/wordml/word16du" xmlns:w16sdtdh="http://schemas.microsoft.com/office/word/2020/wordml/sdtdatahash" xmlns:w16sdtfl="http://schemas.microsoft.com/office/word/2024/wordml/sdtformatlock" xmlns:w16se="http://schemas.microsoft.com/office/word/2015/wordml/symex" xmlns:wpg="http://schemas.microsoft.com/office/word/2010/wordprocessingGroup" xmlns:wpi="http://schemas.microsoft.com/office/word/2010/wordprocessingInk" xmlns:wne="http://schemas.microsoft.com/office/word/2006/wordml" xmlns:wps="http://schemas.microsoft.com/office/word/2010/wordprocessingShape" mc:Ignorable="w14 w15 w16se w16cid w16 w16cex w16sdtdh w16sdtfl w16du wp14">
+  <w:endnote w:type="separator" w:id="-1">
+    <w:p>
+      <w:pPr>
+        <w:spacing w:after="0" w:line="240" w:lineRule="auto"/>
+      </w:pPr>
+      <w:r>
+        <w:separator/>
+      </w:r>
+    </w:p>
+  </w:endnote>
+  <w:endnote w:type="continuationSeparator" w:id="0">
+    <w:p>
+      <w:pPr>
+        <w:spacing w:after="0" w:line="240" w:lineRule="auto"/>
+      </w:pPr>
+      <w:r>
+        <w:continuationSeparator/>
+      </w:r>
+    </w:p>
+  </w:endnote>
+</w:endnotes>
 </file>
 
 <file path=word/footer1.xml><?xml version="1.0" encoding="utf-8"?>
-<w:ftr xmlns:wpc="http://schemas.microsoft.com/office/word/2010/wordprocessingCanvas" xmlns:mc="http://schemas.openxmlformats.org/markup-compatibility/2006" xmlns:o="urn:schemas-microsoft-com:office:office" xmlns:r="http://schemas.openxmlformats.org/officeDocument/2006/relationships" xmlns:m="http://schemas.openxmlformats.org/officeDocument/2006/math" xmlns:v="urn:schemas-microsoft-com:vml" xmlns:wp14="http://schemas.microsoft.com/office/word/2010/wordprocessingDrawing" xmlns:wp="http://schemas.openxmlformats.org/drawingml/2006/wordprocessingDrawing" xmlns:w10="urn:schemas-microsoft-com:office:word" xmlns:w="http://schemas.openxmlformats.org/wordprocessingml/2006/main" xmlns:w14="http://schemas.microsoft.com/office/word/2010/wordml" xmlns:w15="http://schemas.microsoft.com/office/word/2012/wordml" xmlns:wpg="http://schemas.microsoft.com/office/word/2010/wordprocessingGroup" xmlns:wpi="http://schemas.microsoft.com/office/word/2010/wordprocessingInk" xmlns:wne="http://schemas.microsoft.com/office/word/2006/wordml" xmlns:wps="http://schemas.microsoft.com/office/word/2010/wordprocessingShape">
+<w:ftr xmlns:wpc="http://schemas.microsoft.com/office/word/2010/wordprocessingCanvas" xmlns:cx="http://schemas.microsoft.com/office/drawing/2014/chartex" xmlns:cx1="http://schemas.microsoft.com/office/drawing/2015/9/8/chartex" xmlns:cx2="http://schemas.microsoft.com/office/drawing/2015/10/21/chartex" xmlns:cx3="http://schemas.microsoft.com/office/drawing/2016/5/9/chartex" xmlns:cx4="http://schemas.microsoft.com/office/drawing/2016/5/10/chartex" xmlns:cx5="http://schemas.microsoft.com/office/drawing/2016/5/11/chartex" xmlns:cx6="http://schemas.microsoft.com/office/drawing/2016/5/12/chartex" xmlns:cx7="http://schemas.microsoft.com/office/drawing/2016/5/13/chartex" xmlns:cx8="http://schemas.microsoft.com/office/drawing/2016/5/14/chartex" xmlns:mc="http://schemas.openxmlformats.org/markup-compatibility/2006" xmlns:aink="http://schemas.microsoft.com/office/drawing/2016/ink" xmlns:am3d="http://schemas.microsoft.com/office/drawing/2017/model3d" xmlns:o="urn:schemas-microsoft-com:office:office" xmlns:oel="http://schemas.microsoft.com/office/2019/extlst" xmlns:r="http://schemas.openxmlformats.org/officeDocument/2006/relationships" xmlns:m="http://schemas.openxmlformats.org/officeDocument/2006/math" xmlns:v="urn:schemas-microsoft-com:vml" xmlns:wp14="http://schemas.microsoft.com/office/word/2010/wordprocessingDrawing" xmlns:wp="http://schemas.openxmlformats.org/drawingml/2006/wordprocessingDrawing" xmlns:w10="urn:schemas-microsoft-com:office:word" xmlns:w="http://schemas.openxmlformats.org/wordprocessingml/2006/main" xmlns:w14="http://schemas.microsoft.com/office/word/2010/wordml" xmlns:w15="http://schemas.microsoft.com/office/word/2012/wordml" xmlns:w16cex="http://schemas.microsoft.com/office/word/2018/wordml/cex" xmlns:w16cid="http://schemas.microsoft.com/office/word/2016/wordml/cid" xmlns:w16="http://schemas.microsoft.com/office/word/2018/wordml" xmlns:w16du="http://schemas.microsoft.com/office/word/2023/wordml/word16du" xmlns:w16sdtdh="http://schemas.microsoft.com/office/word/2020/wordml/sdtdatahash" xmlns:w16sdtfl="http://schemas.microsoft.com/office/word/2024/wordml/sdtformatlock" xmlns:w16se="http://schemas.microsoft.com/office/word/2015/wordml/symex" xmlns:wpg="http://schemas.microsoft.com/office/word/2010/wordprocessingGroup" xmlns:wpi="http://schemas.microsoft.com/office/word/2010/wordprocessingInk" xmlns:wne="http://schemas.microsoft.com/office/word/2006/wordml" xmlns:wps="http://schemas.microsoft.com/office/word/2010/wordprocessingShape" mc:Ignorable="w14 w15 w16se w16cid w16 w16cex w16sdtdh w16sdtfl w16du wp14">
   <w:p>
     <w:pPr>
-      <w:jc w:val="center"/>
+      <w:jc w:val="right"/>
     </w:pPr>
     <w:r>
       <w:rPr>
@@ -959,8 +1077,34 @@
         <w:szCs w:val="18"/>
       </w:rPr>
       <w:fldChar w:fldCharType="begin"/>
-      <w:instrText xml:space="preserve">PAGE</w:instrText>
+    </w:r>
+    <w:r>
+      <w:rPr>
+        <w:sz w:val="18"/>
+        <w:szCs w:val="18"/>
+      </w:rPr>
+      <w:instrText>PAGE</w:instrText>
+    </w:r>
+    <w:r>
+      <w:rPr>
+        <w:sz w:val="18"/>
+        <w:szCs w:val="18"/>
+      </w:rPr>
       <w:fldChar w:fldCharType="separate"/>
+    </w:r>
+    <w:r>
+      <w:rPr>
+        <w:noProof/>
+        <w:sz w:val="18"/>
+        <w:szCs w:val="18"/>
+      </w:rPr>
+      <w:t>1</w:t>
+    </w:r>
+    <w:r>
+      <w:rPr>
+        <w:sz w:val="18"/>
+        <w:szCs w:val="18"/>
+      </w:rPr>
       <w:fldChar w:fldCharType="end"/>
     </w:r>
     <w:r>
@@ -976,8 +1120,34 @@
         <w:szCs w:val="18"/>
       </w:rPr>
       <w:fldChar w:fldCharType="begin"/>
-      <w:instrText xml:space="preserve">NUMPAGES</w:instrText>
+    </w:r>
+    <w:r>
+      <w:rPr>
+        <w:sz w:val="18"/>
+        <w:szCs w:val="18"/>
+      </w:rPr>
+      <w:instrText>NUMPAGES</w:instrText>
+    </w:r>
+    <w:r>
+      <w:rPr>
+        <w:sz w:val="18"/>
+        <w:szCs w:val="18"/>
+      </w:rPr>
       <w:fldChar w:fldCharType="separate"/>
+    </w:r>
+    <w:r>
+      <w:rPr>
+        <w:noProof/>
+        <w:sz w:val="18"/>
+        <w:szCs w:val="18"/>
+      </w:rPr>
+      <w:t>2</w:t>
+    </w:r>
+    <w:r>
+      <w:rPr>
+        <w:sz w:val="18"/>
+        <w:szCs w:val="18"/>
+      </w:rPr>
       <w:fldChar w:fldCharType="end"/>
     </w:r>
   </w:p>
@@ -985,18 +1155,12 @@
 </file>
 
 <file path=word/footnotes.xml><?xml version="1.0" encoding="utf-8"?>
-<w:footnotes xmlns:wpc="http://schemas.microsoft.com/office/word/2010/wordprocessingCanvas" xmlns:mc="http://schemas.openxmlformats.org/markup-compatibility/2006" xmlns:o="urn:schemas-microsoft-com:office:office" xmlns:r="http://schemas.openxmlformats.org/officeDocument/2006/relationships" xmlns:m="http://schemas.openxmlformats.org/officeDocument/2006/math" xmlns:v="urn:schemas-microsoft-com:vml" xmlns:wp14="http://schemas.microsoft.com/office/word/2010/wordprocessingDrawing" xmlns:wp="http://schemas.openxmlformats.org/drawingml/2006/wordprocessingDrawing" xmlns:w10="urn:schemas-microsoft-com:office:word" xmlns:w="http://schemas.openxmlformats.org/wordprocessingml/2006/main" xmlns:w14="http://schemas.microsoft.com/office/word/2010/wordml" xmlns:w15="http://schemas.microsoft.com/office/word/2012/wordml" xmlns:wpg="http://schemas.microsoft.com/office/word/2010/wordprocessingGroup" xmlns:wpi="http://schemas.microsoft.com/office/word/2010/wordprocessingInk" xmlns:wne="http://schemas.microsoft.com/office/word/2006/wordml" xmlns:wps="http://schemas.microsoft.com/office/word/2010/wordprocessingShape" mc:Ignorable="w14 w15 wp14">
+<w:footnotes xmlns:wpc="http://schemas.microsoft.com/office/word/2010/wordprocessingCanvas" xmlns:cx="http://schemas.microsoft.com/office/drawing/2014/chartex" xmlns:cx1="http://schemas.microsoft.com/office/drawing/2015/9/8/chartex" xmlns:cx2="http://schemas.microsoft.com/office/drawing/2015/10/21/chartex" xmlns:cx3="http://schemas.microsoft.com/office/drawing/2016/5/9/chartex" xmlns:cx4="http://schemas.microsoft.com/office/drawing/2016/5/10/chartex" xmlns:cx5="http://schemas.microsoft.com/office/drawing/2016/5/11/chartex" xmlns:cx6="http://schemas.microsoft.com/office/drawing/2016/5/12/chartex" xmlns:cx7="http://schemas.microsoft.com/office/drawing/2016/5/13/chartex" xmlns:cx8="http://schemas.microsoft.com/office/drawing/2016/5/14/chartex" xmlns:mc="http://schemas.openxmlformats.org/markup-compatibility/2006" xmlns:aink="http://schemas.microsoft.com/office/drawing/2016/ink" xmlns:am3d="http://schemas.microsoft.com/office/drawing/2017/model3d" xmlns:o="urn:schemas-microsoft-com:office:office" xmlns:oel="http://schemas.microsoft.com/office/2019/extlst" xmlns:r="http://schemas.openxmlformats.org/officeDocument/2006/relationships" xmlns:m="http://schemas.openxmlformats.org/officeDocument/2006/math" xmlns:v="urn:schemas-microsoft-com:vml" xmlns:wp14="http://schemas.microsoft.com/office/word/2010/wordprocessingDrawing" xmlns:wp="http://schemas.openxmlformats.org/drawingml/2006/wordprocessingDrawing" xmlns:w10="urn:schemas-microsoft-com:office:word" xmlns:w="http://schemas.openxmlformats.org/wordprocessingml/2006/main" xmlns:w14="http://schemas.microsoft.com/office/word/2010/wordml" xmlns:w15="http://schemas.microsoft.com/office/word/2012/wordml" xmlns:w16cex="http://schemas.microsoft.com/office/word/2018/wordml/cex" xmlns:w16cid="http://schemas.microsoft.com/office/word/2016/wordml/cid" xmlns:w16="http://schemas.microsoft.com/office/word/2018/wordml" xmlns:w16du="http://schemas.microsoft.com/office/word/2023/wordml/word16du" xmlns:w16sdtdh="http://schemas.microsoft.com/office/word/2020/wordml/sdtdatahash" xmlns:w16sdtfl="http://schemas.microsoft.com/office/word/2024/wordml/sdtformatlock" xmlns:w16se="http://schemas.microsoft.com/office/word/2015/wordml/symex" xmlns:wpg="http://schemas.microsoft.com/office/word/2010/wordprocessingGroup" xmlns:wpi="http://schemas.microsoft.com/office/word/2010/wordprocessingInk" xmlns:wne="http://schemas.microsoft.com/office/word/2006/wordml" xmlns:wps="http://schemas.microsoft.com/office/word/2010/wordprocessingShape" mc:Ignorable="w14 w15 w16se w16cid w16 w16cex w16sdtdh w16sdtfl w16du wp14">
   <w:footnote w:type="separator" w:id="-1">
     <w:p>
       <w:pPr>
         <w:spacing w:after="0" w:line="240" w:lineRule="auto"/>
       </w:pPr>
-      <w:r>
-        <w:rPr>
-          <w:rStyle w:val="FootnoteReference"/>
-        </w:rPr>
-        <w:footnoteRef/>
-      </w:r>
       <w:r>
         <w:separator/>
       </w:r>
@@ -1007,12 +1171,6 @@
       <w:pPr>
         <w:spacing w:after="0" w:line="240" w:lineRule="auto"/>
       </w:pPr>
-      <w:r>
-        <w:rPr>
-          <w:rStyle w:val="FootnoteReference"/>
-        </w:rPr>
-        <w:footnoteRef/>
-      </w:r>
       <w:r>
         <w:continuationSeparator/>
       </w:r>
@@ -1022,39 +1180,53 @@
 </file>
 
 <file path=word/header1.xml><?xml version="1.0" encoding="utf-8"?>
-<w:hdr xmlns:wpc="http://schemas.microsoft.com/office/word/2010/wordprocessingCanvas" xmlns:mc="http://schemas.openxmlformats.org/markup-compatibility/2006" xmlns:o="urn:schemas-microsoft-com:office:office" xmlns:r="http://schemas.openxmlformats.org/officeDocument/2006/relationships" xmlns:m="http://schemas.openxmlformats.org/officeDocument/2006/math" xmlns:v="urn:schemas-microsoft-com:vml" xmlns:wp14="http://schemas.microsoft.com/office/word/2010/wordprocessingDrawing" xmlns:wp="http://schemas.openxmlformats.org/drawingml/2006/wordprocessingDrawing" xmlns:w10="urn:schemas-microsoft-com:office:word" xmlns:w="http://schemas.openxmlformats.org/wordprocessingml/2006/main" xmlns:w14="http://schemas.microsoft.com/office/word/2010/wordml" xmlns:w15="http://schemas.microsoft.com/office/word/2012/wordml" xmlns:wpg="http://schemas.microsoft.com/office/word/2010/wordprocessingGroup" xmlns:wpi="http://schemas.microsoft.com/office/word/2010/wordprocessingInk" xmlns:wne="http://schemas.microsoft.com/office/word/2006/wordml" xmlns:wps="http://schemas.microsoft.com/office/word/2010/wordprocessingShape" xmlns:cx="http://schemas.microsoft.com/office/drawing/2014/chartex" xmlns:cx1="http://schemas.microsoft.com/office/drawing/2015/9/8/chartex" xmlns:cx2="http://schemas.microsoft.com/office/drawing/2015/10/21/chartex" xmlns:cx3="http://schemas.microsoft.com/office/drawing/2016/5/9/chartex" xmlns:cx4="http://schemas.microsoft.com/office/drawing/2016/5/10/chartex" xmlns:cx5="http://schemas.microsoft.com/office/drawing/2016/5/11/chartex" xmlns:cx6="http://schemas.microsoft.com/office/drawing/2016/5/12/chartex" xmlns:cx7="http://schemas.microsoft.com/office/drawing/2016/5/13/chartex" xmlns:cx8="http://schemas.microsoft.com/office/drawing/2016/5/14/chartex" xmlns:w16cid="http://schemas.microsoft.com/office/word/2016/wordml/cid" xmlns:w16se="http://schemas.microsoft.com/office/word/2015/wordml/symex">
+<w:hdr xmlns:wpc="http://schemas.microsoft.com/office/word/2010/wordprocessingCanvas" xmlns:cx="http://schemas.microsoft.com/office/drawing/2014/chartex" xmlns:cx1="http://schemas.microsoft.com/office/drawing/2015/9/8/chartex" xmlns:cx2="http://schemas.microsoft.com/office/drawing/2015/10/21/chartex" xmlns:cx3="http://schemas.microsoft.com/office/drawing/2016/5/9/chartex" xmlns:cx4="http://schemas.microsoft.com/office/drawing/2016/5/10/chartex" xmlns:cx5="http://schemas.microsoft.com/office/drawing/2016/5/11/chartex" xmlns:cx6="http://schemas.microsoft.com/office/drawing/2016/5/12/chartex" xmlns:cx7="http://schemas.microsoft.com/office/drawing/2016/5/13/chartex" xmlns:cx8="http://schemas.microsoft.com/office/drawing/2016/5/14/chartex" xmlns:mc="http://schemas.openxmlformats.org/markup-compatibility/2006" xmlns:aink="http://schemas.microsoft.com/office/drawing/2016/ink" xmlns:am3d="http://schemas.microsoft.com/office/drawing/2017/model3d" xmlns:o="urn:schemas-microsoft-com:office:office" xmlns:oel="http://schemas.microsoft.com/office/2019/extlst" xmlns:r="http://schemas.openxmlformats.org/officeDocument/2006/relationships" xmlns:m="http://schemas.openxmlformats.org/officeDocument/2006/math" xmlns:v="urn:schemas-microsoft-com:vml" xmlns:wp14="http://schemas.microsoft.com/office/word/2010/wordprocessingDrawing" xmlns:wp="http://schemas.openxmlformats.org/drawingml/2006/wordprocessingDrawing" xmlns:w10="urn:schemas-microsoft-com:office:word" xmlns:w="http://schemas.openxmlformats.org/wordprocessingml/2006/main" xmlns:w14="http://schemas.microsoft.com/office/word/2010/wordml" xmlns:w15="http://schemas.microsoft.com/office/word/2012/wordml" xmlns:w16cex="http://schemas.microsoft.com/office/word/2018/wordml/cex" xmlns:w16cid="http://schemas.microsoft.com/office/word/2016/wordml/cid" xmlns:w16="http://schemas.microsoft.com/office/word/2018/wordml" xmlns:w16du="http://schemas.microsoft.com/office/word/2023/wordml/word16du" xmlns:w16sdtdh="http://schemas.microsoft.com/office/word/2020/wordml/sdtdatahash" xmlns:w16sdtfl="http://schemas.microsoft.com/office/word/2024/wordml/sdtformatlock" xmlns:w16se="http://schemas.microsoft.com/office/word/2015/wordml/symex" xmlns:wpg="http://schemas.microsoft.com/office/word/2010/wordprocessingGroup" xmlns:wpi="http://schemas.microsoft.com/office/word/2010/wordprocessingInk" xmlns:wne="http://schemas.microsoft.com/office/word/2006/wordml" xmlns:wps="http://schemas.microsoft.com/office/word/2010/wordprocessingShape" mc:Ignorable="w14 w15 w16se w16cid w16 w16cex w16sdtdh w16sdtfl w16du wp14">
   <w:tbl>
     <w:tblPr>
-      <w:tblW w:type="pct" w:w="100%"/>
+      <w:tblW w:w="5000" w:type="pct"/>
       <w:tblBorders>
-        <w:top w:val="single" w:color="auto" w:sz="4"/>
-        <w:left w:val="single" w:color="auto" w:sz="4"/>
-        <w:bottom w:val="single" w:color="auto" w:sz="4"/>
-        <w:right w:val="single" w:color="auto" w:sz="4"/>
-        <w:insideH w:val="single" w:color="auto" w:sz="4"/>
-        <w:insideV w:val="single" w:color="auto" w:sz="4"/>
+        <w:top w:val="single" w:sz="4" w:space="0" w:color="auto"/>
+        <w:left w:val="single" w:sz="4" w:space="0" w:color="auto"/>
+        <w:bottom w:val="single" w:sz="4" w:space="0" w:color="auto"/>
+        <w:right w:val="single" w:sz="4" w:space="0" w:color="auto"/>
+        <w:insideH w:val="single" w:sz="4" w:space="0" w:color="auto"/>
+        <w:insideV w:val="single" w:sz="4" w:space="0" w:color="auto"/>
       </w:tblBorders>
+      <w:tblCellMar>
+        <w:left w:w="0" w:type="dxa"/>
+        <w:right w:w="0" w:type="dxa"/>
+      </w:tblCellMar>
+      <w:tblLook w:val="04A0" w:firstRow="1" w:lastRow="0" w:firstColumn="1" w:lastColumn="0" w:noHBand="0" w:noVBand="1"/>
     </w:tblPr>
     <w:tblGrid>
-      <w:gridCol w:w="100"/>
-      <w:gridCol w:w="100"/>
-      <w:gridCol w:w="100"/>
+      <w:gridCol w:w="2689"/>
+      <w:gridCol w:w="4944"/>
+      <w:gridCol w:w="2823"/>
     </w:tblGrid>
     <w:tr>
+      <w:tblPrEx>
+        <w:tblCellMar>
+          <w:top w:w="0" w:type="dxa"/>
+          <w:bottom w:w="0" w:type="dxa"/>
+        </w:tblCellMar>
+      </w:tblPrEx>
+      <w:trPr>
+        <w:trHeight w:val="750"/>
+      </w:trPr>
       <w:tc>
         <w:tcPr>
-          <w:tcW w:type="pct" w:w="18%"/>
+          <w:tcW w:w="1286" w:type="pct"/>
           <w:tcBorders>
-            <w:top w:val="single" w:color="1A3A5C" w:sz="4"/>
-            <w:left w:val="single" w:color="1A3A5C" w:sz="4"/>
-            <w:bottom w:val="single" w:color="1A3A5C" w:sz="4"/>
-            <w:right w:val="single" w:color="E5E7EB" w:sz="2"/>
+            <w:top w:val="single" w:sz="4" w:space="0" w:color="1A3A5C"/>
+            <w:left w:val="single" w:sz="4" w:space="0" w:color="1A3A5C"/>
+            <w:bottom w:val="single" w:sz="4" w:space="0" w:color="1A3A5C"/>
+            <w:right w:val="single" w:sz="2" w:space="0" w:color="E5E7EB"/>
           </w:tcBorders>
           <w:tcMar>
-            <w:top w:type="dxa" w:w="60"/>
-            <w:left w:type="dxa" w:w="120"/>
-            <w:bottom w:type="dxa" w:w="60"/>
-            <w:right w:type="dxa" w:w="80"/>
+            <w:top w:w="60" w:type="dxa"/>
+            <w:left w:w="120" w:type="dxa"/>
+            <w:bottom w:w="60" w:type="dxa"/>
+            <w:right w:w="80" w:type="dxa"/>
           </w:tcMar>
           <w:vAlign w:val="center"/>
         </w:tcPr>
@@ -1070,95 +1242,121 @@
               <w:color w:val="9CA3AF"/>
               <w:sz w:val="18"/>
               <w:szCs w:val="18"/>
-              <w:rFonts w:ascii="Arial" w:cs="Arial" w:eastAsia="Arial" w:hAnsi="Arial"/>
             </w:rPr>
-            <w:t xml:space="preserve">[LOGO]</w:t>
+            <w:t>[LOGO]</w:t>
           </w:r>
         </w:p>
       </w:tc>
       <w:tc>
         <w:tcPr>
-          <w:tcW w:type="pct" w:w="55%"/>
+          <w:tcW w:w="2364" w:type="pct"/>
+          <w:vMerge w:val="restart"/>
           <w:tcBorders>
-            <w:top w:val="single" w:color="1A3A5C" w:sz="4"/>
+            <w:top w:val="single" w:sz="4" w:space="0" w:color="1A3A5C"/>
             <w:left w:val="nil"/>
-            <w:bottom w:val="single" w:color="1A3A5C" w:sz="4"/>
-            <w:right w:val="single" w:color="E5E7EB" w:sz="2"/>
+            <w:right w:val="single" w:sz="2" w:space="0" w:color="E5E7EB"/>
           </w:tcBorders>
           <w:tcMar>
-            <w:top w:type="dxa" w:w="60"/>
-            <w:left w:type="dxa" w:w="160"/>
-            <w:bottom w:type="dxa" w:w="60"/>
-            <w:right w:type="dxa" w:w="80"/>
+            <w:top w:w="60" w:type="dxa"/>
+            <w:left w:w="160" w:type="dxa"/>
+            <w:bottom w:w="60" w:type="dxa"/>
+            <w:right w:w="80" w:type="dxa"/>
           </w:tcMar>
           <w:vAlign w:val="center"/>
         </w:tcPr>
         <w:p>
           <w:pPr>
             <w:spacing w:before="40" w:after="10"/>
-            <w:jc w:val="left"/>
+            <w:jc w:val="center"/>
           </w:pPr>
           <w:r>
             <w:rPr>
               <w:b/>
               <w:bCs/>
               <w:color w:val="1A3A5C"/>
-              <w:sz w:val="22"/>
-              <w:szCs w:val="22"/>
-              <w:rFonts w:ascii="Arial" w:cs="Arial" w:eastAsia="Arial" w:hAnsi="Arial"/>
             </w:rPr>
-            <w:t xml:space="preserve">{clientName}</w:t>
+            <w:t>{</w:t>
+          </w:r>
+          <w:proofErr w:type="spellStart"/>
+          <w:r>
+            <w:rPr>
+              <w:b/>
+              <w:bCs/>
+              <w:color w:val="1A3A5C"/>
+            </w:rPr>
+            <w:t>clientName</w:t>
+          </w:r>
+          <w:proofErr w:type="spellEnd"/>
+          <w:r>
+            <w:rPr>
+              <w:b/>
+              <w:bCs/>
+              <w:color w:val="1A3A5C"/>
+            </w:rPr>
+            <w:t>}</w:t>
           </w:r>
         </w:p>
         <w:p>
           <w:pPr>
-            <w:spacing w:before="0" w:after="10"/>
-            <w:jc w:val="left"/>
+            <w:spacing w:after="10"/>
+            <w:jc w:val="center"/>
           </w:pPr>
           <w:r>
             <w:rPr>
-              <w:b w:val="false"/>
-              <w:bCs w:val="false"/>
               <w:color w:val="2C5F8A"/>
               <w:sz w:val="17"/>
               <w:szCs w:val="17"/>
-              <w:rFonts w:ascii="Arial" w:cs="Arial" w:eastAsia="Arial" w:hAnsi="Arial"/>
             </w:rPr>
-            <w:t xml:space="preserve">Visita Ispettiva ISO 3834-2</w:t>
+            <w:t>Visita Ispettiva ISO 3834-2</w:t>
           </w:r>
         </w:p>
         <w:p>
           <w:pPr>
-            <w:spacing w:before="0" w:after="40"/>
-            <w:jc w:val="left"/>
+            <w:spacing w:after="40"/>
+            <w:jc w:val="center"/>
           </w:pPr>
           <w:r>
             <w:rPr>
-              <w:b w:val="false"/>
-              <w:bCs w:val="false"/>
               <w:color w:val="6B7280"/>
               <w:sz w:val="16"/>
               <w:szCs w:val="16"/>
-              <w:rFonts w:ascii="Arial" w:cs="Arial" w:eastAsia="Arial" w:hAnsi="Arial"/>
             </w:rPr>
-            <w:t xml:space="preserve">{auditObject}</w:t>
+            <w:t>{</w:t>
+          </w:r>
+          <w:proofErr w:type="spellStart"/>
+          <w:r>
+            <w:rPr>
+              <w:color w:val="6B7280"/>
+              <w:sz w:val="16"/>
+              <w:szCs w:val="16"/>
+            </w:rPr>
+            <w:t>auditObject</w:t>
+          </w:r>
+          <w:proofErr w:type="spellEnd"/>
+          <w:r>
+            <w:rPr>
+              <w:color w:val="6B7280"/>
+              <w:sz w:val="16"/>
+              <w:szCs w:val="16"/>
+            </w:rPr>
+            <w:t>}</w:t>
           </w:r>
         </w:p>
       </w:tc>
       <w:tc>
         <w:tcPr>
-          <w:tcW w:type="pct" w:w="27%"/>
+          <w:tcW w:w="1350" w:type="pct"/>
+          <w:vMerge w:val="restart"/>
           <w:tcBorders>
-            <w:top w:val="single" w:color="1A3A5C" w:sz="4"/>
+            <w:top w:val="single" w:sz="4" w:space="0" w:color="1A3A5C"/>
             <w:left w:val="nil"/>
-            <w:bottom w:val="single" w:color="1A3A5C" w:sz="4"/>
-            <w:right w:val="single" w:color="1A3A5C" w:sz="4"/>
+            <w:right w:val="single" w:sz="4" w:space="0" w:color="1A3A5C"/>
           </w:tcBorders>
           <w:tcMar>
-            <w:top w:type="dxa" w:w="60"/>
-            <w:left w:type="dxa" w:w="80"/>
-            <w:bottom w:type="dxa" w:w="60"/>
-            <w:right w:type="dxa" w:w="120"/>
+            <w:top w:w="60" w:type="dxa"/>
+            <w:left w:w="80" w:type="dxa"/>
+            <w:bottom w:w="60" w:type="dxa"/>
+            <w:right w:w="120" w:type="dxa"/>
           </w:tcMar>
           <w:vAlign w:val="center"/>
         </w:tcPr>
@@ -1174,70 +1372,265 @@
               <w:color w:val="1A3A5C"/>
               <w:sz w:val="18"/>
               <w:szCs w:val="18"/>
-              <w:rFonts w:ascii="Arial" w:cs="Arial" w:eastAsia="Arial" w:hAnsi="Arial"/>
             </w:rPr>
-            <w:t xml:space="preserve">RAPPORTO N. {auditNumber}</w:t>
+            <w:t>RAPPORTO N. {</w:t>
+          </w:r>
+          <w:proofErr w:type="spellStart"/>
+          <w:r>
+            <w:rPr>
+              <w:b/>
+              <w:bCs/>
+              <w:color w:val="1A3A5C"/>
+              <w:sz w:val="18"/>
+              <w:szCs w:val="18"/>
+            </w:rPr>
+            <w:t>auditNumber</w:t>
+          </w:r>
+          <w:proofErr w:type="spellEnd"/>
+          <w:r>
+            <w:rPr>
+              <w:b/>
+              <w:bCs/>
+              <w:color w:val="1A3A5C"/>
+              <w:sz w:val="18"/>
+              <w:szCs w:val="18"/>
+            </w:rPr>
+            <w:t>}</w:t>
           </w:r>
         </w:p>
         <w:p>
           <w:pPr>
-            <w:spacing w:before="0" w:after="160"/>
             <w:jc w:val="center"/>
           </w:pPr>
           <w:r>
             <w:rPr>
-              <w:b w:val="false"/>
-              <w:bCs w:val="false"/>
               <w:sz w:val="16"/>
               <w:szCs w:val="16"/>
-              <w:rFonts w:ascii="Arial" w:cs="Arial" w:eastAsia="Arial" w:hAnsi="Arial"/>
             </w:rPr>
-            <w:t xml:space="preserve">{procedureCode}</w:t>
+            <w:t>{</w:t>
+          </w:r>
+          <w:proofErr w:type="spellStart"/>
+          <w:r>
+            <w:rPr>
+              <w:sz w:val="16"/>
+              <w:szCs w:val="16"/>
+            </w:rPr>
+            <w:t>procedureCode</w:t>
+          </w:r>
+          <w:proofErr w:type="spellEnd"/>
+          <w:r>
+            <w:rPr>
+              <w:sz w:val="16"/>
+              <w:szCs w:val="16"/>
+            </w:rPr>
+            <w:t>}</w:t>
           </w:r>
         </w:p>
         <w:p>
           <w:pPr>
-            <w:spacing w:before="0" w:after="160"/>
             <w:jc w:val="center"/>
           </w:pPr>
           <w:r>
             <w:rPr>
-              <w:b w:val="false"/>
-              <w:bCs w:val="false"/>
               <w:sz w:val="16"/>
               <w:szCs w:val="16"/>
-              <w:rFonts w:ascii="Arial" w:cs="Arial" w:eastAsia="Arial" w:hAnsi="Arial"/>
             </w:rPr>
-            <w:t xml:space="preserve">Rev. 0</w:t>
+            <w:t>Rev. 0</w:t>
           </w:r>
         </w:p>
         <w:p>
           <w:pPr>
-            <w:spacing w:before="0" w:after="30"/>
+            <w:spacing w:after="30"/>
             <w:jc w:val="center"/>
           </w:pPr>
           <w:r>
             <w:rPr>
-              <w:b w:val="false"/>
-              <w:bCs w:val="false"/>
               <w:sz w:val="16"/>
               <w:szCs w:val="16"/>
-              <w:rFonts w:ascii="Arial" w:cs="Arial" w:eastAsia="Arial" w:hAnsi="Arial"/>
             </w:rPr>
-            <w:t xml:space="preserve">{auditDate}</w:t>
+            <w:t>{</w:t>
+          </w:r>
+          <w:proofErr w:type="spellStart"/>
+          <w:r>
+            <w:rPr>
+              <w:sz w:val="16"/>
+              <w:szCs w:val="16"/>
+            </w:rPr>
+            <w:t>auditDate</w:t>
+          </w:r>
+          <w:proofErr w:type="spellEnd"/>
+          <w:r>
+            <w:rPr>
+              <w:sz w:val="16"/>
+              <w:szCs w:val="16"/>
+            </w:rPr>
+            <w:t>}</w:t>
           </w:r>
         </w:p>
       </w:tc>
     </w:tr>
+    <w:tr>
+      <w:tblPrEx>
+        <w:tblCellMar>
+          <w:top w:w="0" w:type="dxa"/>
+          <w:bottom w:w="0" w:type="dxa"/>
+        </w:tblCellMar>
+      </w:tblPrEx>
+      <w:trPr>
+        <w:trHeight w:val="750"/>
+      </w:trPr>
+      <w:tc>
+        <w:tcPr>
+          <w:tcW w:w="1286" w:type="pct"/>
+          <w:tcBorders>
+            <w:top w:val="single" w:sz="4" w:space="0" w:color="1A3A5C"/>
+            <w:left w:val="single" w:sz="4" w:space="0" w:color="1A3A5C"/>
+            <w:bottom w:val="single" w:sz="4" w:space="0" w:color="1A3A5C"/>
+            <w:right w:val="single" w:sz="2" w:space="0" w:color="E5E7EB"/>
+          </w:tcBorders>
+          <w:tcMar>
+            <w:top w:w="60" w:type="dxa"/>
+            <w:left w:w="120" w:type="dxa"/>
+            <w:bottom w:w="60" w:type="dxa"/>
+            <w:right w:w="80" w:type="dxa"/>
+          </w:tcMar>
+          <w:vAlign w:val="center"/>
+        </w:tcPr>
+        <w:p>
+          <w:pPr>
+            <w:spacing w:after="0"/>
+            <w:jc w:val="center"/>
+            <w:rPr>
+              <w:b/>
+              <w:bCs/>
+              <w:color w:val="9CA3AF"/>
+              <w:sz w:val="18"/>
+              <w:szCs w:val="18"/>
+            </w:rPr>
+          </w:pPr>
+          <w:r>
+            <w:rPr>
+              <w:b/>
+              <w:bCs/>
+              <w:noProof/>
+              <w:color w:val="9CA3AF"/>
+              <w:sz w:val="18"/>
+              <w:szCs w:val="18"/>
+            </w:rPr>
+            <w:drawing>
+              <wp:inline distT="0" distB="0" distL="0" distR="0" wp14:anchorId="3ECADA28" wp14:editId="14B65D33">
+                <wp:extent cx="936000" cy="571623"/>
+                <wp:effectExtent l="0" t="0" r="0" b="0"/>
+                <wp:docPr id="549886158" name="Immagine 1"/>
+                <wp:cNvGraphicFramePr>
+                  <a:graphicFrameLocks xmlns:a="http://schemas.openxmlformats.org/drawingml/2006/main" noChangeAspect="1"/>
+                </wp:cNvGraphicFramePr>
+                <a:graphic xmlns:a="http://schemas.openxmlformats.org/drawingml/2006/main">
+                  <a:graphicData uri="http://schemas.openxmlformats.org/drawingml/2006/picture">
+                    <pic:pic xmlns:pic="http://schemas.openxmlformats.org/drawingml/2006/picture">
+                      <pic:nvPicPr>
+                        <pic:cNvPr id="549886158" name="Immagine 549886158"/>
+                        <pic:cNvPicPr/>
+                      </pic:nvPicPr>
+                      <pic:blipFill>
+                        <a:blip r:embed="rId1">
+                          <a:extLst>
+                            <a:ext uri="{28A0092B-C50C-407E-A947-70E740481C1C}">
+                              <a14:useLocalDpi xmlns:a14="http://schemas.microsoft.com/office/drawing/2010/main" val="0"/>
+                            </a:ext>
+                          </a:extLst>
+                        </a:blip>
+                        <a:stretch>
+                          <a:fillRect/>
+                        </a:stretch>
+                      </pic:blipFill>
+                      <pic:spPr>
+                        <a:xfrm>
+                          <a:off x="0" y="0"/>
+                          <a:ext cx="936000" cy="571623"/>
+                        </a:xfrm>
+                        <a:prstGeom prst="rect">
+                          <a:avLst/>
+                        </a:prstGeom>
+                      </pic:spPr>
+                    </pic:pic>
+                  </a:graphicData>
+                </a:graphic>
+              </wp:inline>
+            </w:drawing>
+          </w:r>
+        </w:p>
+      </w:tc>
+      <w:tc>
+        <w:tcPr>
+          <w:tcW w:w="2364" w:type="pct"/>
+          <w:vMerge/>
+          <w:tcBorders>
+            <w:left w:val="nil"/>
+            <w:right w:val="single" w:sz="2" w:space="0" w:color="E5E7EB"/>
+          </w:tcBorders>
+          <w:tcMar>
+            <w:top w:w="60" w:type="dxa"/>
+            <w:left w:w="160" w:type="dxa"/>
+            <w:bottom w:w="60" w:type="dxa"/>
+            <w:right w:w="80" w:type="dxa"/>
+          </w:tcMar>
+          <w:vAlign w:val="center"/>
+        </w:tcPr>
+        <w:p>
+          <w:pPr>
+            <w:spacing w:after="0"/>
+            <w:rPr>
+              <w:b/>
+              <w:bCs/>
+              <w:color w:val="1A3A5C"/>
+            </w:rPr>
+          </w:pPr>
+        </w:p>
+      </w:tc>
+      <w:tc>
+        <w:tcPr>
+          <w:tcW w:w="1350" w:type="pct"/>
+          <w:vMerge/>
+          <w:tcBorders>
+            <w:left w:val="nil"/>
+            <w:right w:val="single" w:sz="4" w:space="0" w:color="1A3A5C"/>
+          </w:tcBorders>
+          <w:tcMar>
+            <w:top w:w="60" w:type="dxa"/>
+            <w:left w:w="80" w:type="dxa"/>
+            <w:bottom w:w="60" w:type="dxa"/>
+            <w:right w:w="120" w:type="dxa"/>
+          </w:tcMar>
+          <w:vAlign w:val="center"/>
+        </w:tcPr>
+        <w:p>
+          <w:pPr>
+            <w:spacing w:after="0"/>
+            <w:jc w:val="center"/>
+            <w:rPr>
+              <w:b/>
+              <w:bCs/>
+              <w:color w:val="1A3A5C"/>
+              <w:sz w:val="18"/>
+              <w:szCs w:val="18"/>
+            </w:rPr>
+          </w:pPr>
+        </w:p>
+      </w:tc>
+    </w:tr>
   </w:tbl>
+  <w:p/>
 </w:hdr>
 </file>
 
 <file path=word/numbering.xml><?xml version="1.0" encoding="utf-8"?>
-<w:numbering xmlns:wpc="http://schemas.microsoft.com/office/word/2010/wordprocessingCanvas" xmlns:mc="http://schemas.openxmlformats.org/markup-compatibility/2006" xmlns:o="urn:schemas-microsoft-com:office:office" xmlns:r="http://schemas.openxmlformats.org/officeDocument/2006/relationships" xmlns:m="http://schemas.openxmlformats.org/officeDocument/2006/math" xmlns:v="urn:schemas-microsoft-com:vml" xmlns:wp14="http://schemas.microsoft.com/office/word/2010/wordprocessingDrawing" xmlns:wp="http://schemas.openxmlformats.org/drawingml/2006/wordprocessingDrawing" xmlns:w10="urn:schemas-microsoft-com:office:word" xmlns:w="http://schemas.openxmlformats.org/wordprocessingml/2006/main" xmlns:w14="http://schemas.microsoft.com/office/word/2010/wordml" xmlns:w15="http://schemas.microsoft.com/office/word/2012/wordml" xmlns:wpg="http://schemas.microsoft.com/office/word/2010/wordprocessingGroup" xmlns:wpi="http://schemas.microsoft.com/office/word/2010/wordprocessingInk" xmlns:wne="http://schemas.microsoft.com/office/word/2006/wordml" xmlns:wps="http://schemas.microsoft.com/office/word/2010/wordprocessingShape" mc:Ignorable="w14 w15 wp14">
-  <w:abstractNum w:abstractNumId="1" w15:restartNumberingAfterBreak="0">
+<w:numbering xmlns:wpc="http://schemas.microsoft.com/office/word/2010/wordprocessingCanvas" xmlns:cx="http://schemas.microsoft.com/office/drawing/2014/chartex" xmlns:cx1="http://schemas.microsoft.com/office/drawing/2015/9/8/chartex" xmlns:cx2="http://schemas.microsoft.com/office/drawing/2015/10/21/chartex" xmlns:cx3="http://schemas.microsoft.com/office/drawing/2016/5/9/chartex" xmlns:cx4="http://schemas.microsoft.com/office/drawing/2016/5/10/chartex" xmlns:cx5="http://schemas.microsoft.com/office/drawing/2016/5/11/chartex" xmlns:cx6="http://schemas.microsoft.com/office/drawing/2016/5/12/chartex" xmlns:cx7="http://schemas.microsoft.com/office/drawing/2016/5/13/chartex" xmlns:cx8="http://schemas.microsoft.com/office/drawing/2016/5/14/chartex" xmlns:mc="http://schemas.openxmlformats.org/markup-compatibility/2006" xmlns:aink="http://schemas.microsoft.com/office/drawing/2016/ink" xmlns:am3d="http://schemas.microsoft.com/office/drawing/2017/model3d" xmlns:o="urn:schemas-microsoft-com:office:office" xmlns:oel="http://schemas.microsoft.com/office/2019/extlst" xmlns:r="http://schemas.openxmlformats.org/officeDocument/2006/relationships" xmlns:m="http://schemas.openxmlformats.org/officeDocument/2006/math" xmlns:v="urn:schemas-microsoft-com:vml" xmlns:wp14="http://schemas.microsoft.com/office/word/2010/wordprocessingDrawing" xmlns:wp="http://schemas.openxmlformats.org/drawingml/2006/wordprocessingDrawing" xmlns:w10="urn:schemas-microsoft-com:office:word" xmlns:w="http://schemas.openxmlformats.org/wordprocessingml/2006/main" xmlns:w14="http://schemas.microsoft.com/office/word/2010/wordml" xmlns:w15="http://schemas.microsoft.com/office/word/2012/wordml" xmlns:w16cex="http://schemas.microsoft.com/office/word/2018/wordml/cex" xmlns:w16cid="http://schemas.microsoft.com/office/word/2016/wordml/cid" xmlns:w16="http://schemas.microsoft.com/office/word/2018/wordml" xmlns:w16du="http://schemas.microsoft.com/office/word/2023/wordml/word16du" xmlns:w16sdtdh="http://schemas.microsoft.com/office/word/2020/wordml/sdtdatahash" xmlns:w16sdtfl="http://schemas.microsoft.com/office/word/2024/wordml/sdtformatlock" xmlns:w16se="http://schemas.microsoft.com/office/word/2015/wordml/symex" xmlns:wpg="http://schemas.microsoft.com/office/word/2010/wordprocessingGroup" xmlns:wpi="http://schemas.microsoft.com/office/word/2010/wordprocessingInk" xmlns:wne="http://schemas.microsoft.com/office/word/2006/wordml" xmlns:wps="http://schemas.microsoft.com/office/word/2010/wordprocessingShape" mc:Ignorable="w14 w15 w16se w16cid w16 w16cex w16sdtdh w16sdtfl w16du wp14">
+  <w:abstractNum w:abstractNumId="0" w15:restartNumberingAfterBreak="0">
+    <w:nsid w:val="57076930"/>
     <w:multiLevelType w:val="hybridMultilevel"/>
-    <w:lvl w:ilvl="0" w15:tentative="1">
+    <w:tmpl w:val="5120B918"/>
+    <w:lvl w:ilvl="0" w:tplc="5248E4FA">
       <w:start w:val="1"/>
       <w:numFmt w:val="bullet"/>
       <w:lvlText w:val="●"/>
@@ -1246,7 +1639,7 @@
         <w:ind w:left="720" w:hanging="360"/>
       </w:pPr>
     </w:lvl>
-    <w:lvl w:ilvl="1" w15:tentative="1">
+    <w:lvl w:ilvl="1" w:tplc="048CDE54">
       <w:start w:val="1"/>
       <w:numFmt w:val="bullet"/>
       <w:lvlText w:val="○"/>
@@ -1255,7 +1648,7 @@
         <w:ind w:left="1440" w:hanging="360"/>
       </w:pPr>
     </w:lvl>
-    <w:lvl w:ilvl="2" w15:tentative="1">
+    <w:lvl w:ilvl="2" w:tplc="DC6257F2">
       <w:start w:val="1"/>
       <w:numFmt w:val="bullet"/>
       <w:lvlText w:val="■"/>
@@ -1264,7 +1657,7 @@
         <w:ind w:left="2160" w:hanging="360"/>
       </w:pPr>
     </w:lvl>
-    <w:lvl w:ilvl="3" w15:tentative="1">
+    <w:lvl w:ilvl="3" w:tplc="777A2292">
       <w:start w:val="1"/>
       <w:numFmt w:val="bullet"/>
       <w:lvlText w:val="●"/>
@@ -1273,7 +1666,7 @@
         <w:ind w:left="2880" w:hanging="360"/>
       </w:pPr>
     </w:lvl>
-    <w:lvl w:ilvl="4" w15:tentative="1">
+    <w:lvl w:ilvl="4" w:tplc="ACDCF4B2">
       <w:start w:val="1"/>
       <w:numFmt w:val="bullet"/>
       <w:lvlText w:val="○"/>
@@ -1282,7 +1675,7 @@
         <w:ind w:left="3600" w:hanging="360"/>
       </w:pPr>
     </w:lvl>
-    <w:lvl w:ilvl="5" w15:tentative="1">
+    <w:lvl w:ilvl="5" w:tplc="F410C38A">
       <w:start w:val="1"/>
       <w:numFmt w:val="bullet"/>
       <w:lvlText w:val="■"/>
@@ -1291,7 +1684,7 @@
         <w:ind w:left="4320" w:hanging="360"/>
       </w:pPr>
     </w:lvl>
-    <w:lvl w:ilvl="6" w15:tentative="1">
+    <w:lvl w:ilvl="6" w:tplc="3FC6DD00">
       <w:start w:val="1"/>
       <w:numFmt w:val="bullet"/>
       <w:lvlText w:val="●"/>
@@ -1300,7 +1693,7 @@
         <w:ind w:left="5040" w:hanging="360"/>
       </w:pPr>
     </w:lvl>
-    <w:lvl w:ilvl="7" w15:tentative="1">
+    <w:lvl w:ilvl="7" w:tplc="E3D4DB14">
       <w:start w:val="1"/>
       <w:numFmt w:val="bullet"/>
       <w:lvlText w:val="●"/>
@@ -1309,7 +1702,7 @@
         <w:ind w:left="5760" w:hanging="360"/>
       </w:pPr>
     </w:lvl>
-    <w:lvl w:ilvl="8" w15:tentative="1">
+    <w:lvl w:ilvl="8" w:tplc="370293DA">
       <w:start w:val="1"/>
       <w:numFmt w:val="bullet"/>
       <w:lvlText w:val="●"/>
@@ -1319,8 +1712,8 @@
       </w:pPr>
     </w:lvl>
   </w:abstractNum>
-  <w:num w:numId="1">
-    <w:abstractNumId w:val="1"/>
+  <w:num w:numId="1" w16cid:durableId="437532826">
+    <w:abstractNumId w:val="0"/>
     <w:lvlOverride w:ilvl="0">
       <w:startOverride w:val="1"/>
     </w:lvlOverride>
@@ -1329,121 +1722,553 @@
 </file>
 
 <file path=word/styles.xml><?xml version="1.0" encoding="utf-8"?>
-<w:styles xmlns:mc="http://schemas.openxmlformats.org/markup-compatibility/2006" xmlns:r="http://schemas.openxmlformats.org/officeDocument/2006/relationships" xmlns:w="http://schemas.openxmlformats.org/wordprocessingml/2006/main" xmlns:w14="http://schemas.microsoft.com/office/word/2010/wordml" xmlns:w15="http://schemas.microsoft.com/office/word/2012/wordml" mc:Ignorable="w14 w15">
+<w:styles xmlns:mc="http://schemas.openxmlformats.org/markup-compatibility/2006" xmlns:r="http://schemas.openxmlformats.org/officeDocument/2006/relationships" xmlns:w="http://schemas.openxmlformats.org/wordprocessingml/2006/main" xmlns:w14="http://schemas.microsoft.com/office/word/2010/wordml" xmlns:w15="http://schemas.microsoft.com/office/word/2012/wordml" xmlns:w16cex="http://schemas.microsoft.com/office/word/2018/wordml/cex" xmlns:w16cid="http://schemas.microsoft.com/office/word/2016/wordml/cid" xmlns:w16="http://schemas.microsoft.com/office/word/2018/wordml" xmlns:w16du="http://schemas.microsoft.com/office/word/2023/wordml/word16du" xmlns:w16sdtdh="http://schemas.microsoft.com/office/word/2020/wordml/sdtdatahash" xmlns:w16sdtfl="http://schemas.microsoft.com/office/word/2024/wordml/sdtformatlock" xmlns:w16se="http://schemas.microsoft.com/office/word/2015/wordml/symex" mc:Ignorable="w14 w15 w16se w16cid w16 w16cex w16sdtdh w16sdtfl w16du">
   <w:docDefaults>
     <w:rPrDefault>
       <w:rPr>
+        <w:rFonts w:ascii="Arial" w:eastAsia="Arial" w:hAnsi="Arial" w:cs="Arial"/>
         <w:sz w:val="22"/>
         <w:szCs w:val="22"/>
-        <w:rFonts w:ascii="Arial" w:cs="Arial" w:eastAsia="Arial" w:hAnsi="Arial"/>
+        <w:lang w:val="it-IT" w:eastAsia="it-IT" w:bidi="ar-SA"/>
       </w:rPr>
     </w:rPrDefault>
     <w:pPrDefault>
       <w:pPr>
-        <w:spacing w:line="276" w:before="0" w:after="160"/>
+        <w:spacing w:after="160" w:line="276" w:lineRule="auto"/>
       </w:pPr>
     </w:pPrDefault>
   </w:docDefaults>
-  <w:style w:type="paragraph" w:styleId="Title">
+  <w:latentStyles w:defLockedState="0" w:defUIPriority="99" w:defSemiHidden="0" w:defUnhideWhenUsed="0" w:defQFormat="0" w:count="376">
+    <w:lsdException w:name="Normal" w:uiPriority="0" w:qFormat="1"/>
+    <w:lsdException w:name="heading 1" w:uiPriority="9" w:qFormat="1"/>
+    <w:lsdException w:name="heading 2" w:semiHidden="1" w:uiPriority="9" w:unhideWhenUsed="1" w:qFormat="1"/>
+    <w:lsdException w:name="heading 3" w:semiHidden="1" w:uiPriority="9" w:unhideWhenUsed="1" w:qFormat="1"/>
+    <w:lsdException w:name="heading 4" w:semiHidden="1" w:uiPriority="9" w:unhideWhenUsed="1" w:qFormat="1"/>
+    <w:lsdException w:name="heading 5" w:semiHidden="1" w:uiPriority="9" w:unhideWhenUsed="1" w:qFormat="1"/>
+    <w:lsdException w:name="heading 6" w:semiHidden="1" w:uiPriority="9" w:unhideWhenUsed="1" w:qFormat="1"/>
+    <w:lsdException w:name="heading 7" w:semiHidden="1" w:uiPriority="9" w:unhideWhenUsed="1" w:qFormat="1"/>
+    <w:lsdException w:name="heading 8" w:semiHidden="1" w:uiPriority="9" w:unhideWhenUsed="1" w:qFormat="1"/>
+    <w:lsdException w:name="heading 9" w:semiHidden="1" w:uiPriority="9" w:unhideWhenUsed="1" w:qFormat="1"/>
+    <w:lsdException w:name="index 1" w:semiHidden="1" w:unhideWhenUsed="1"/>
+    <w:lsdException w:name="index 2" w:semiHidden="1" w:unhideWhenUsed="1"/>
+    <w:lsdException w:name="index 3" w:semiHidden="1" w:unhideWhenUsed="1"/>
+    <w:lsdException w:name="index 4" w:semiHidden="1" w:unhideWhenUsed="1"/>
+    <w:lsdException w:name="index 5" w:semiHidden="1" w:unhideWhenUsed="1"/>
+    <w:lsdException w:name="index 6" w:semiHidden="1" w:unhideWhenUsed="1"/>
+    <w:lsdException w:name="index 7" w:semiHidden="1" w:unhideWhenUsed="1"/>
+    <w:lsdException w:name="index 8" w:semiHidden="1" w:unhideWhenUsed="1"/>
+    <w:lsdException w:name="index 9" w:semiHidden="1" w:unhideWhenUsed="1"/>
+    <w:lsdException w:name="toc 1" w:semiHidden="1" w:uiPriority="39" w:unhideWhenUsed="1"/>
+    <w:lsdException w:name="toc 2" w:semiHidden="1" w:uiPriority="39" w:unhideWhenUsed="1"/>
+    <w:lsdException w:name="toc 3" w:semiHidden="1" w:uiPriority="39" w:unhideWhenUsed="1"/>
+    <w:lsdException w:name="toc 4" w:semiHidden="1" w:uiPriority="39" w:unhideWhenUsed="1"/>
+    <w:lsdException w:name="toc 5" w:semiHidden="1" w:uiPriority="39" w:unhideWhenUsed="1"/>
+    <w:lsdException w:name="toc 6" w:semiHidden="1" w:uiPriority="39" w:unhideWhenUsed="1"/>
+    <w:lsdException w:name="toc 7" w:semiHidden="1" w:uiPriority="39" w:unhideWhenUsed="1"/>
+    <w:lsdException w:name="toc 8" w:semiHidden="1" w:uiPriority="39" w:unhideWhenUsed="1"/>
+    <w:lsdException w:name="toc 9" w:semiHidden="1" w:uiPriority="39" w:unhideWhenUsed="1"/>
+    <w:lsdException w:name="Normal Indent" w:semiHidden="1" w:unhideWhenUsed="1"/>
+    <w:lsdException w:name="footnote text" w:semiHidden="1" w:unhideWhenUsed="1"/>
+    <w:lsdException w:name="annotation text" w:semiHidden="1" w:unhideWhenUsed="1"/>
+    <w:lsdException w:name="header" w:semiHidden="1" w:unhideWhenUsed="1"/>
+    <w:lsdException w:name="footer" w:semiHidden="1" w:unhideWhenUsed="1"/>
+    <w:lsdException w:name="index heading" w:semiHidden="1" w:unhideWhenUsed="1"/>
+    <w:lsdException w:name="caption" w:semiHidden="1" w:uiPriority="35" w:unhideWhenUsed="1" w:qFormat="1"/>
+    <w:lsdException w:name="table of figures" w:semiHidden="1" w:unhideWhenUsed="1"/>
+    <w:lsdException w:name="envelope address" w:semiHidden="1" w:unhideWhenUsed="1"/>
+    <w:lsdException w:name="envelope return" w:semiHidden="1" w:unhideWhenUsed="1"/>
+    <w:lsdException w:name="footnote reference" w:semiHidden="1" w:unhideWhenUsed="1"/>
+    <w:lsdException w:name="annotation reference" w:semiHidden="1" w:unhideWhenUsed="1"/>
+    <w:lsdException w:name="line number" w:semiHidden="1" w:unhideWhenUsed="1"/>
+    <w:lsdException w:name="page number" w:semiHidden="1" w:unhideWhenUsed="1"/>
+    <w:lsdException w:name="endnote reference" w:semiHidden="1" w:unhideWhenUsed="1"/>
+    <w:lsdException w:name="endnote text" w:semiHidden="1" w:unhideWhenUsed="1"/>
+    <w:lsdException w:name="table of authorities" w:semiHidden="1" w:unhideWhenUsed="1"/>
+    <w:lsdException w:name="macro" w:semiHidden="1" w:unhideWhenUsed="1"/>
+    <w:lsdException w:name="toa heading" w:semiHidden="1" w:unhideWhenUsed="1"/>
+    <w:lsdException w:name="List" w:semiHidden="1" w:unhideWhenUsed="1"/>
+    <w:lsdException w:name="List Bullet" w:semiHidden="1" w:unhideWhenUsed="1"/>
+    <w:lsdException w:name="List Number" w:semiHidden="1" w:unhideWhenUsed="1"/>
+    <w:lsdException w:name="List 2" w:semiHidden="1" w:unhideWhenUsed="1"/>
+    <w:lsdException w:name="List 3" w:semiHidden="1" w:unhideWhenUsed="1"/>
+    <w:lsdException w:name="List 4" w:semiHidden="1" w:unhideWhenUsed="1"/>
+    <w:lsdException w:name="List 5" w:semiHidden="1" w:unhideWhenUsed="1"/>
+    <w:lsdException w:name="List Bullet 2" w:semiHidden="1" w:unhideWhenUsed="1"/>
+    <w:lsdException w:name="List Bullet 3" w:semiHidden="1" w:unhideWhenUsed="1"/>
+    <w:lsdException w:name="List Bullet 4" w:semiHidden="1" w:unhideWhenUsed="1"/>
+    <w:lsdException w:name="List Bullet 5" w:semiHidden="1" w:unhideWhenUsed="1"/>
+    <w:lsdException w:name="List Number 2" w:semiHidden="1" w:unhideWhenUsed="1"/>
+    <w:lsdException w:name="List Number 3" w:semiHidden="1" w:unhideWhenUsed="1"/>
+    <w:lsdException w:name="List Number 4" w:semiHidden="1" w:unhideWhenUsed="1"/>
+    <w:lsdException w:name="List Number 5" w:semiHidden="1" w:unhideWhenUsed="1"/>
+    <w:lsdException w:name="Title" w:uiPriority="10" w:qFormat="1"/>
+    <w:lsdException w:name="Closing" w:semiHidden="1" w:unhideWhenUsed="1"/>
+    <w:lsdException w:name="Signature" w:semiHidden="1" w:unhideWhenUsed="1"/>
+    <w:lsdException w:name="Default Paragraph Font" w:semiHidden="1" w:uiPriority="1" w:unhideWhenUsed="1"/>
+    <w:lsdException w:name="Body Text" w:semiHidden="1" w:unhideWhenUsed="1"/>
+    <w:lsdException w:name="Body Text Indent" w:semiHidden="1" w:unhideWhenUsed="1"/>
+    <w:lsdException w:name="List Continue" w:semiHidden="1" w:unhideWhenUsed="1"/>
+    <w:lsdException w:name="List Continue 2" w:semiHidden="1" w:unhideWhenUsed="1"/>
+    <w:lsdException w:name="List Continue 3" w:semiHidden="1" w:unhideWhenUsed="1"/>
+    <w:lsdException w:name="List Continue 4" w:semiHidden="1" w:unhideWhenUsed="1"/>
+    <w:lsdException w:name="List Continue 5" w:semiHidden="1" w:unhideWhenUsed="1"/>
+    <w:lsdException w:name="Message Header" w:semiHidden="1" w:unhideWhenUsed="1"/>
+    <w:lsdException w:name="Subtitle" w:uiPriority="11" w:qFormat="1"/>
+    <w:lsdException w:name="Salutation" w:semiHidden="1" w:unhideWhenUsed="1"/>
+    <w:lsdException w:name="Date" w:semiHidden="1" w:unhideWhenUsed="1"/>
+    <w:lsdException w:name="Body Text First Indent" w:semiHidden="1" w:unhideWhenUsed="1"/>
+    <w:lsdException w:name="Body Text First Indent 2" w:semiHidden="1" w:unhideWhenUsed="1"/>
+    <w:lsdException w:name="Note Heading" w:semiHidden="1" w:unhideWhenUsed="1"/>
+    <w:lsdException w:name="Body Text 2" w:semiHidden="1" w:unhideWhenUsed="1"/>
+    <w:lsdException w:name="Body Text 3" w:semiHidden="1" w:unhideWhenUsed="1"/>
+    <w:lsdException w:name="Body Text Indent 2" w:semiHidden="1" w:unhideWhenUsed="1"/>
+    <w:lsdException w:name="Body Text Indent 3" w:semiHidden="1" w:unhideWhenUsed="1"/>
+    <w:lsdException w:name="Block Text" w:semiHidden="1" w:unhideWhenUsed="1"/>
+    <w:lsdException w:name="Hyperlink" w:semiHidden="1" w:unhideWhenUsed="1"/>
+    <w:lsdException w:name="FollowedHyperlink" w:semiHidden="1" w:unhideWhenUsed="1"/>
+    <w:lsdException w:name="Strong" w:uiPriority="22" w:qFormat="1"/>
+    <w:lsdException w:name="Emphasis" w:uiPriority="20" w:qFormat="1"/>
+    <w:lsdException w:name="Document Map" w:semiHidden="1" w:unhideWhenUsed="1"/>
+    <w:lsdException w:name="Plain Text" w:semiHidden="1" w:unhideWhenUsed="1"/>
+    <w:lsdException w:name="E-mail Signature" w:semiHidden="1" w:unhideWhenUsed="1"/>
+    <w:lsdException w:name="HTML Top of Form" w:semiHidden="1" w:unhideWhenUsed="1"/>
+    <w:lsdException w:name="HTML Bottom of Form" w:semiHidden="1" w:unhideWhenUsed="1"/>
+    <w:lsdException w:name="Normal (Web)" w:semiHidden="1" w:unhideWhenUsed="1"/>
+    <w:lsdException w:name="HTML Acronym" w:semiHidden="1" w:unhideWhenUsed="1"/>
+    <w:lsdException w:name="HTML Address" w:semiHidden="1" w:unhideWhenUsed="1"/>
+    <w:lsdException w:name="HTML Cite" w:semiHidden="1" w:unhideWhenUsed="1"/>
+    <w:lsdException w:name="HTML Code" w:semiHidden="1" w:unhideWhenUsed="1"/>
+    <w:lsdException w:name="HTML Definition" w:semiHidden="1" w:unhideWhenUsed="1"/>
+    <w:lsdException w:name="HTML Keyboard" w:semiHidden="1" w:unhideWhenUsed="1"/>
+    <w:lsdException w:name="HTML Preformatted" w:semiHidden="1" w:unhideWhenUsed="1"/>
+    <w:lsdException w:name="HTML Sample" w:semiHidden="1" w:unhideWhenUsed="1"/>
+    <w:lsdException w:name="HTML Typewriter" w:semiHidden="1" w:unhideWhenUsed="1"/>
+    <w:lsdException w:name="HTML Variable" w:semiHidden="1" w:unhideWhenUsed="1"/>
+    <w:lsdException w:name="Normal Table" w:semiHidden="1" w:unhideWhenUsed="1"/>
+    <w:lsdException w:name="annotation subject" w:semiHidden="1" w:unhideWhenUsed="1"/>
+    <w:lsdException w:name="No List" w:semiHidden="1" w:unhideWhenUsed="1"/>
+    <w:lsdException w:name="Outline List 1" w:semiHidden="1" w:unhideWhenUsed="1"/>
+    <w:lsdException w:name="Outline List 2" w:semiHidden="1" w:unhideWhenUsed="1"/>
+    <w:lsdException w:name="Outline List 3" w:semiHidden="1" w:unhideWhenUsed="1"/>
+    <w:lsdException w:name="Table Simple 1" w:semiHidden="1" w:unhideWhenUsed="1"/>
+    <w:lsdException w:name="Table Simple 2" w:semiHidden="1" w:unhideWhenUsed="1"/>
+    <w:lsdException w:name="Table Simple 3" w:semiHidden="1" w:unhideWhenUsed="1"/>
+    <w:lsdException w:name="Table Classic 1" w:semiHidden="1" w:unhideWhenUsed="1"/>
+    <w:lsdException w:name="Table Classic 2" w:semiHidden="1" w:unhideWhenUsed="1"/>
+    <w:lsdException w:name="Table Classic 3" w:semiHidden="1" w:unhideWhenUsed="1"/>
+    <w:lsdException w:name="Table Classic 4" w:semiHidden="1" w:unhideWhenUsed="1"/>
+    <w:lsdException w:name="Table Colorful 1" w:semiHidden="1" w:unhideWhenUsed="1"/>
+    <w:lsdException w:name="Table Colorful 2" w:semiHidden="1" w:unhideWhenUsed="1"/>
+    <w:lsdException w:name="Table Colorful 3" w:semiHidden="1" w:unhideWhenUsed="1"/>
+    <w:lsdException w:name="Table Columns 1" w:semiHidden="1" w:unhideWhenUsed="1"/>
+    <w:lsdException w:name="Table Columns 2" w:semiHidden="1" w:unhideWhenUsed="1"/>
+    <w:lsdException w:name="Table Columns 3" w:semiHidden="1" w:unhideWhenUsed="1"/>
+    <w:lsdException w:name="Table Columns 4" w:semiHidden="1" w:unhideWhenUsed="1"/>
+    <w:lsdException w:name="Table Columns 5" w:semiHidden="1" w:unhideWhenUsed="1"/>
+    <w:lsdException w:name="Table Grid 1" w:semiHidden="1" w:unhideWhenUsed="1"/>
+    <w:lsdException w:name="Table Grid 2" w:semiHidden="1" w:unhideWhenUsed="1"/>
+    <w:lsdException w:name="Table Grid 3" w:semiHidden="1" w:unhideWhenUsed="1"/>
+    <w:lsdException w:name="Table Grid 4" w:semiHidden="1" w:unhideWhenUsed="1"/>
+    <w:lsdException w:name="Table Grid 5" w:semiHidden="1" w:unhideWhenUsed="1"/>
+    <w:lsdException w:name="Table Grid 6" w:semiHidden="1" w:unhideWhenUsed="1"/>
+    <w:lsdException w:name="Table Grid 7" w:semiHidden="1" w:unhideWhenUsed="1"/>
+    <w:lsdException w:name="Table Grid 8" w:semiHidden="1" w:unhideWhenUsed="1"/>
+    <w:lsdException w:name="Table List 1" w:semiHidden="1" w:unhideWhenUsed="1"/>
+    <w:lsdException w:name="Table List 2" w:semiHidden="1" w:unhideWhenUsed="1"/>
+    <w:lsdException w:name="Table List 3" w:semiHidden="1" w:unhideWhenUsed="1"/>
+    <w:lsdException w:name="Table List 4" w:semiHidden="1" w:unhideWhenUsed="1"/>
+    <w:lsdException w:name="Table List 5" w:semiHidden="1" w:unhideWhenUsed="1"/>
+    <w:lsdException w:name="Table List 6" w:semiHidden="1" w:unhideWhenUsed="1"/>
+    <w:lsdException w:name="Table List 7" w:semiHidden="1" w:unhideWhenUsed="1"/>
+    <w:lsdException w:name="Table List 8" w:semiHidden="1" w:unhideWhenUsed="1"/>
+    <w:lsdException w:name="Table 3D effects 1" w:semiHidden="1" w:unhideWhenUsed="1"/>
+    <w:lsdException w:name="Table 3D effects 2" w:semiHidden="1" w:unhideWhenUsed="1"/>
+    <w:lsdException w:name="Table 3D effects 3" w:semiHidden="1" w:unhideWhenUsed="1"/>
+    <w:lsdException w:name="Table Contemporary" w:semiHidden="1" w:unhideWhenUsed="1"/>
+    <w:lsdException w:name="Table Elegant" w:semiHidden="1" w:unhideWhenUsed="1"/>
+    <w:lsdException w:name="Table Professional" w:semiHidden="1" w:unhideWhenUsed="1"/>
+    <w:lsdException w:name="Table Subtle 1" w:semiHidden="1" w:unhideWhenUsed="1"/>
+    <w:lsdException w:name="Table Subtle 2" w:semiHidden="1" w:unhideWhenUsed="1"/>
+    <w:lsdException w:name="Table Web 1" w:semiHidden="1" w:unhideWhenUsed="1"/>
+    <w:lsdException w:name="Table Web 2" w:semiHidden="1" w:unhideWhenUsed="1"/>
+    <w:lsdException w:name="Table Web 3" w:semiHidden="1" w:unhideWhenUsed="1"/>
+    <w:lsdException w:name="Balloon Text" w:semiHidden="1" w:unhideWhenUsed="1"/>
+    <w:lsdException w:name="Table Grid" w:uiPriority="39"/>
+    <w:lsdException w:name="Table Theme" w:semiHidden="1" w:unhideWhenUsed="1"/>
+    <w:lsdException w:name="Placeholder Text" w:semiHidden="1"/>
+    <w:lsdException w:name="No Spacing" w:uiPriority="1" w:qFormat="1"/>
+    <w:lsdException w:name="Light Shading" w:uiPriority="60"/>
+    <w:lsdException w:name="Light List" w:uiPriority="61"/>
+    <w:lsdException w:name="Light Grid" w:uiPriority="62"/>
+    <w:lsdException w:name="Medium Shading 1" w:uiPriority="63"/>
+    <w:lsdException w:name="Medium Shading 2" w:uiPriority="64"/>
+    <w:lsdException w:name="Medium List 1" w:uiPriority="65"/>
+    <w:lsdException w:name="Medium List 2" w:uiPriority="66"/>
+    <w:lsdException w:name="Medium Grid 1" w:uiPriority="67"/>
+    <w:lsdException w:name="Medium Grid 2" w:uiPriority="68"/>
+    <w:lsdException w:name="Medium Grid 3" w:uiPriority="69"/>
+    <w:lsdException w:name="Dark List" w:uiPriority="70"/>
+    <w:lsdException w:name="Colorful Shading" w:uiPriority="71"/>
+    <w:lsdException w:name="Colorful List" w:uiPriority="72"/>
+    <w:lsdException w:name="Colorful Grid" w:uiPriority="73"/>
+    <w:lsdException w:name="Light Shading Accent 1" w:uiPriority="60"/>
+    <w:lsdException w:name="Light List Accent 1" w:uiPriority="61"/>
+    <w:lsdException w:name="Light Grid Accent 1" w:uiPriority="62"/>
+    <w:lsdException w:name="Medium Shading 1 Accent 1" w:uiPriority="63"/>
+    <w:lsdException w:name="Medium Shading 2 Accent 1" w:uiPriority="64"/>
+    <w:lsdException w:name="Medium List 1 Accent 1" w:uiPriority="65"/>
+    <w:lsdException w:name="Revision" w:semiHidden="1"/>
+    <w:lsdException w:name="List Paragraph" w:uiPriority="34" w:qFormat="1"/>
+    <w:lsdException w:name="Quote" w:uiPriority="29" w:qFormat="1"/>
+    <w:lsdException w:name="Intense Quote" w:uiPriority="30" w:qFormat="1"/>
+    <w:lsdException w:name="Medium List 2 Accent 1" w:uiPriority="66"/>
+    <w:lsdException w:name="Medium Grid 1 Accent 1" w:uiPriority="67"/>
+    <w:lsdException w:name="Medium Grid 2 Accent 1" w:uiPriority="68"/>
+    <w:lsdException w:name="Medium Grid 3 Accent 1" w:uiPriority="69"/>
+    <w:lsdException w:name="Dark List Accent 1" w:uiPriority="70"/>
+    <w:lsdException w:name="Colorful Shading Accent 1" w:uiPriority="71"/>
+    <w:lsdException w:name="Colorful List Accent 1" w:uiPriority="72"/>
+    <w:lsdException w:name="Colorful Grid Accent 1" w:uiPriority="73"/>
+    <w:lsdException w:name="Light Shading Accent 2" w:uiPriority="60"/>
+    <w:lsdException w:name="Light List Accent 2" w:uiPriority="61"/>
+    <w:lsdException w:name="Light Grid Accent 2" w:uiPriority="62"/>
+    <w:lsdException w:name="Medium Shading 1 Accent 2" w:uiPriority="63"/>
+    <w:lsdException w:name="Medium Shading 2 Accent 2" w:uiPriority="64"/>
+    <w:lsdException w:name="Medium List 1 Accent 2" w:uiPriority="65"/>
+    <w:lsdException w:name="Medium List 2 Accent 2" w:uiPriority="66"/>
+    <w:lsdException w:name="Medium Grid 1 Accent 2" w:uiPriority="67"/>
+    <w:lsdException w:name="Medium Grid 2 Accent 2" w:uiPriority="68"/>
+    <w:lsdException w:name="Medium Grid 3 Accent 2" w:uiPriority="69"/>
+    <w:lsdException w:name="Dark List Accent 2" w:uiPriority="70"/>
+    <w:lsdException w:name="Colorful Shading Accent 2" w:uiPriority="71"/>
+    <w:lsdException w:name="Colorful List Accent 2" w:uiPriority="72"/>
+    <w:lsdException w:name="Colorful Grid Accent 2" w:uiPriority="73"/>
+    <w:lsdException w:name="Light Shading Accent 3" w:uiPriority="60"/>
+    <w:lsdException w:name="Light List Accent 3" w:uiPriority="61"/>
+    <w:lsdException w:name="Light Grid Accent 3" w:uiPriority="62"/>
+    <w:lsdException w:name="Medium Shading 1 Accent 3" w:uiPriority="63"/>
+    <w:lsdException w:name="Medium Shading 2 Accent 3" w:uiPriority="64"/>
+    <w:lsdException w:name="Medium List 1 Accent 3" w:uiPriority="65"/>
+    <w:lsdException w:name="Medium List 2 Accent 3" w:uiPriority="66"/>
+    <w:lsdException w:name="Medium Grid 1 Accent 3" w:uiPriority="67"/>
+    <w:lsdException w:name="Medium Grid 2 Accent 3" w:uiPriority="68"/>
+    <w:lsdException w:name="Medium Grid 3 Accent 3" w:uiPriority="69"/>
+    <w:lsdException w:name="Dark List Accent 3" w:uiPriority="70"/>
+    <w:lsdException w:name="Colorful Shading Accent 3" w:uiPriority="71"/>
+    <w:lsdException w:name="Colorful List Accent 3" w:uiPriority="72"/>
+    <w:lsdException w:name="Colorful Grid Accent 3" w:uiPriority="73"/>
+    <w:lsdException w:name="Light Shading Accent 4" w:uiPriority="60"/>
+    <w:lsdException w:name="Light List Accent 4" w:uiPriority="61"/>
+    <w:lsdException w:name="Light Grid Accent 4" w:uiPriority="62"/>
+    <w:lsdException w:name="Medium Shading 1 Accent 4" w:uiPriority="63"/>
+    <w:lsdException w:name="Medium Shading 2 Accent 4" w:uiPriority="64"/>
+    <w:lsdException w:name="Medium List 1 Accent 4" w:uiPriority="65"/>
+    <w:lsdException w:name="Medium List 2 Accent 4" w:uiPriority="66"/>
+    <w:lsdException w:name="Medium Grid 1 Accent 4" w:uiPriority="67"/>
+    <w:lsdException w:name="Medium Grid 2 Accent 4" w:uiPriority="68"/>
+    <w:lsdException w:name="Medium Grid 3 Accent 4" w:uiPriority="69"/>
+    <w:lsdException w:name="Dark List Accent 4" w:uiPriority="70"/>
+    <w:lsdException w:name="Colorful Shading Accent 4" w:uiPriority="71"/>
+    <w:lsdException w:name="Colorful List Accent 4" w:uiPriority="72"/>
+    <w:lsdException w:name="Colorful Grid Accent 4" w:uiPriority="73"/>
+    <w:lsdException w:name="Light Shading Accent 5" w:uiPriority="60"/>
+    <w:lsdException w:name="Light List Accent 5" w:uiPriority="61"/>
+    <w:lsdException w:name="Light Grid Accent 5" w:uiPriority="62"/>
+    <w:lsdException w:name="Medium Shading 1 Accent 5" w:uiPriority="63"/>
+    <w:lsdException w:name="Medium Shading 2 Accent 5" w:uiPriority="64"/>
+    <w:lsdException w:name="Medium List 1 Accent 5" w:uiPriority="65"/>
+    <w:lsdException w:name="Medium List 2 Accent 5" w:uiPriority="66"/>
+    <w:lsdException w:name="Medium Grid 1 Accent 5" w:uiPriority="67"/>
+    <w:lsdException w:name="Medium Grid 2 Accent 5" w:uiPriority="68"/>
+    <w:lsdException w:name="Medium Grid 3 Accent 5" w:uiPriority="69"/>
+    <w:lsdException w:name="Dark List Accent 5" w:uiPriority="70"/>
+    <w:lsdException w:name="Colorful Shading Accent 5" w:uiPriority="71"/>
+    <w:lsdException w:name="Colorful List Accent 5" w:uiPriority="72"/>
+    <w:lsdException w:name="Colorful Grid Accent 5" w:uiPriority="73"/>
+    <w:lsdException w:name="Light Shading Accent 6" w:uiPriority="60"/>
+    <w:lsdException w:name="Light List Accent 6" w:uiPriority="61"/>
+    <w:lsdException w:name="Light Grid Accent 6" w:uiPriority="62"/>
+    <w:lsdException w:name="Medium Shading 1 Accent 6" w:uiPriority="63"/>
+    <w:lsdException w:name="Medium Shading 2 Accent 6" w:uiPriority="64"/>
+    <w:lsdException w:name="Medium List 1 Accent 6" w:uiPriority="65"/>
+    <w:lsdException w:name="Medium List 2 Accent 6" w:uiPriority="66"/>
+    <w:lsdException w:name="Medium Grid 1 Accent 6" w:uiPriority="67"/>
+    <w:lsdException w:name="Medium Grid 2 Accent 6" w:uiPriority="68"/>
+    <w:lsdException w:name="Medium Grid 3 Accent 6" w:uiPriority="69"/>
+    <w:lsdException w:name="Dark List Accent 6" w:uiPriority="70"/>
+    <w:lsdException w:name="Colorful Shading Accent 6" w:uiPriority="71"/>
+    <w:lsdException w:name="Colorful List Accent 6" w:uiPriority="72"/>
+    <w:lsdException w:name="Colorful Grid Accent 6" w:uiPriority="73"/>
+    <w:lsdException w:name="Subtle Emphasis" w:uiPriority="19" w:qFormat="1"/>
+    <w:lsdException w:name="Intense Emphasis" w:uiPriority="21" w:qFormat="1"/>
+    <w:lsdException w:name="Subtle Reference" w:uiPriority="31" w:qFormat="1"/>
+    <w:lsdException w:name="Intense Reference" w:uiPriority="32" w:qFormat="1"/>
+    <w:lsdException w:name="Book Title" w:uiPriority="33" w:qFormat="1"/>
+    <w:lsdException w:name="Bibliography" w:semiHidden="1" w:uiPriority="37" w:unhideWhenUsed="1"/>
+    <w:lsdException w:name="TOC Heading" w:semiHidden="1" w:uiPriority="39" w:unhideWhenUsed="1" w:qFormat="1"/>
+    <w:lsdException w:name="Plain Table 1" w:uiPriority="41"/>
+    <w:lsdException w:name="Plain Table 2" w:uiPriority="42"/>
+    <w:lsdException w:name="Plain Table 3" w:uiPriority="43"/>
+    <w:lsdException w:name="Plain Table 4" w:uiPriority="44"/>
+    <w:lsdException w:name="Plain Table 5" w:uiPriority="45"/>
+    <w:lsdException w:name="Grid Table Light" w:uiPriority="40"/>
+    <w:lsdException w:name="Grid Table 1 Light" w:uiPriority="46"/>
+    <w:lsdException w:name="Grid Table 2" w:uiPriority="47"/>
+    <w:lsdException w:name="Grid Table 3" w:uiPriority="48"/>
+    <w:lsdException w:name="Grid Table 4" w:uiPriority="49"/>
+    <w:lsdException w:name="Grid Table 5 Dark" w:uiPriority="50"/>
+    <w:lsdException w:name="Grid Table 6 Colorful" w:uiPriority="51"/>
+    <w:lsdException w:name="Grid Table 7 Colorful" w:uiPriority="52"/>
+    <w:lsdException w:name="Grid Table 1 Light Accent 1" w:uiPriority="46"/>
+    <w:lsdException w:name="Grid Table 2 Accent 1" w:uiPriority="47"/>
+    <w:lsdException w:name="Grid Table 3 Accent 1" w:uiPriority="48"/>
+    <w:lsdException w:name="Grid Table 4 Accent 1" w:uiPriority="49"/>
+    <w:lsdException w:name="Grid Table 5 Dark Accent 1" w:uiPriority="50"/>
+    <w:lsdException w:name="Grid Table 6 Colorful Accent 1" w:uiPriority="51"/>
+    <w:lsdException w:name="Grid Table 7 Colorful Accent 1" w:uiPriority="52"/>
+    <w:lsdException w:name="Grid Table 1 Light Accent 2" w:uiPriority="46"/>
+    <w:lsdException w:name="Grid Table 2 Accent 2" w:uiPriority="47"/>
+    <w:lsdException w:name="Grid Table 3 Accent 2" w:uiPriority="48"/>
+    <w:lsdException w:name="Grid Table 4 Accent 2" w:uiPriority="49"/>
+    <w:lsdException w:name="Grid Table 5 Dark Accent 2" w:uiPriority="50"/>
+    <w:lsdException w:name="Grid Table 6 Colorful Accent 2" w:uiPriority="51"/>
+    <w:lsdException w:name="Grid Table 7 Colorful Accent 2" w:uiPriority="52"/>
+    <w:lsdException w:name="Grid Table 1 Light Accent 3" w:uiPriority="46"/>
+    <w:lsdException w:name="Grid Table 2 Accent 3" w:uiPriority="47"/>
+    <w:lsdException w:name="Grid Table 3 Accent 3" w:uiPriority="48"/>
+    <w:lsdException w:name="Grid Table 4 Accent 3" w:uiPriority="49"/>
+    <w:lsdException w:name="Grid Table 5 Dark Accent 3" w:uiPriority="50"/>
+    <w:lsdException w:name="Grid Table 6 Colorful Accent 3" w:uiPriority="51"/>
+    <w:lsdException w:name="Grid Table 7 Colorful Accent 3" w:uiPriority="52"/>
+    <w:lsdException w:name="Grid Table 1 Light Accent 4" w:uiPriority="46"/>
+    <w:lsdException w:name="Grid Table 2 Accent 4" w:uiPriority="47"/>
+    <w:lsdException w:name="Grid Table 3 Accent 4" w:uiPriority="48"/>
+    <w:lsdException w:name="Grid Table 4 Accent 4" w:uiPriority="49"/>
+    <w:lsdException w:name="Grid Table 5 Dark Accent 4" w:uiPriority="50"/>
+    <w:lsdException w:name="Grid Table 6 Colorful Accent 4" w:uiPriority="51"/>
+    <w:lsdException w:name="Grid Table 7 Colorful Accent 4" w:uiPriority="52"/>
+    <w:lsdException w:name="Grid Table 1 Light Accent 5" w:uiPriority="46"/>
+    <w:lsdException w:name="Grid Table 2 Accent 5" w:uiPriority="47"/>
+    <w:lsdException w:name="Grid Table 3 Accent 5" w:uiPriority="48"/>
+    <w:lsdException w:name="Grid Table 4 Accent 5" w:uiPriority="49"/>
+    <w:lsdException w:name="Grid Table 5 Dark Accent 5" w:uiPriority="50"/>
+    <w:lsdException w:name="Grid Table 6 Colorful Accent 5" w:uiPriority="51"/>
+    <w:lsdException w:name="Grid Table 7 Colorful Accent 5" w:uiPriority="52"/>
+    <w:lsdException w:name="Grid Table 1 Light Accent 6" w:uiPriority="46"/>
+    <w:lsdException w:name="Grid Table 2 Accent 6" w:uiPriority="47"/>
+    <w:lsdException w:name="Grid Table 3 Accent 6" w:uiPriority="48"/>
+    <w:lsdException w:name="Grid Table 4 Accent 6" w:uiPriority="49"/>
+    <w:lsdException w:name="Grid Table 5 Dark Accent 6" w:uiPriority="50"/>
+    <w:lsdException w:name="Grid Table 6 Colorful Accent 6" w:uiPriority="51"/>
+    <w:lsdException w:name="Grid Table 7 Colorful Accent 6" w:uiPriority="52"/>
+    <w:lsdException w:name="List Table 1 Light" w:uiPriority="46"/>
+    <w:lsdException w:name="List Table 2" w:uiPriority="47"/>
+    <w:lsdException w:name="List Table 3" w:uiPriority="48"/>
+    <w:lsdException w:name="List Table 4" w:uiPriority="49"/>
+    <w:lsdException w:name="List Table 5 Dark" w:uiPriority="50"/>
+    <w:lsdException w:name="List Table 6 Colorful" w:uiPriority="51"/>
+    <w:lsdException w:name="List Table 7 Colorful" w:uiPriority="52"/>
+    <w:lsdException w:name="List Table 1 Light Accent 1" w:uiPriority="46"/>
+    <w:lsdException w:name="List Table 2 Accent 1" w:uiPriority="47"/>
+    <w:lsdException w:name="List Table 3 Accent 1" w:uiPriority="48"/>
+    <w:lsdException w:name="List Table 4 Accent 1" w:uiPriority="49"/>
+    <w:lsdException w:name="List Table 5 Dark Accent 1" w:uiPriority="50"/>
+    <w:lsdException w:name="List Table 6 Colorful Accent 1" w:uiPriority="51"/>
+    <w:lsdException w:name="List Table 7 Colorful Accent 1" w:uiPriority="52"/>
+    <w:lsdException w:name="List Table 1 Light Accent 2" w:uiPriority="46"/>
+    <w:lsdException w:name="List Table 2 Accent 2" w:uiPriority="47"/>
+    <w:lsdException w:name="List Table 3 Accent 2" w:uiPriority="48"/>
+    <w:lsdException w:name="List Table 4 Accent 2" w:uiPriority="49"/>
+    <w:lsdException w:name="List Table 5 Dark Accent 2" w:uiPriority="50"/>
+    <w:lsdException w:name="List Table 6 Colorful Accent 2" w:uiPriority="51"/>
+    <w:lsdException w:name="List Table 7 Colorful Accent 2" w:uiPriority="52"/>
+    <w:lsdException w:name="List Table 1 Light Accent 3" w:uiPriority="46"/>
+    <w:lsdException w:name="List Table 2 Accent 3" w:uiPriority="47"/>
+    <w:lsdException w:name="List Table 3 Accent 3" w:uiPriority="48"/>
+    <w:lsdException w:name="List Table 4 Accent 3" w:uiPriority="49"/>
+    <w:lsdException w:name="List Table 5 Dark Accent 3" w:uiPriority="50"/>
+    <w:lsdException w:name="List Table 6 Colorful Accent 3" w:uiPriority="51"/>
+    <w:lsdException w:name="List Table 7 Colorful Accent 3" w:uiPriority="52"/>
+    <w:lsdException w:name="List Table 1 Light Accent 4" w:uiPriority="46"/>
+    <w:lsdException w:name="List Table 2 Accent 4" w:uiPriority="47"/>
+    <w:lsdException w:name="List Table 3 Accent 4" w:uiPriority="48"/>
+    <w:lsdException w:name="List Table 4 Accent 4" w:uiPriority="49"/>
+    <w:lsdException w:name="List Table 5 Dark Accent 4" w:uiPriority="50"/>
+    <w:lsdException w:name="List Table 6 Colorful Accent 4" w:uiPriority="51"/>
+    <w:lsdException w:name="List Table 7 Colorful Accent 4" w:uiPriority="52"/>
+    <w:lsdException w:name="List Table 1 Light Accent 5" w:uiPriority="46"/>
+    <w:lsdException w:name="List Table 2 Accent 5" w:uiPriority="47"/>
+    <w:lsdException w:name="List Table 3 Accent 5" w:uiPriority="48"/>
+    <w:lsdException w:name="List Table 4 Accent 5" w:uiPriority="49"/>
+    <w:lsdException w:name="List Table 5 Dark Accent 5" w:uiPriority="50"/>
+    <w:lsdException w:name="List Table 6 Colorful Accent 5" w:uiPriority="51"/>
+    <w:lsdException w:name="List Table 7 Colorful Accent 5" w:uiPriority="52"/>
+    <w:lsdException w:name="List Table 1 Light Accent 6" w:uiPriority="46"/>
+    <w:lsdException w:name="List Table 2 Accent 6" w:uiPriority="47"/>
+    <w:lsdException w:name="List Table 3 Accent 6" w:uiPriority="48"/>
+    <w:lsdException w:name="List Table 4 Accent 6" w:uiPriority="49"/>
+    <w:lsdException w:name="List Table 5 Dark Accent 6" w:uiPriority="50"/>
+    <w:lsdException w:name="List Table 6 Colorful Accent 6" w:uiPriority="51"/>
+    <w:lsdException w:name="List Table 7 Colorful Accent 6" w:uiPriority="52"/>
+    <w:lsdException w:name="Mention" w:semiHidden="1" w:unhideWhenUsed="1"/>
+    <w:lsdException w:name="Smart Hyperlink" w:semiHidden="1" w:unhideWhenUsed="1"/>
+    <w:lsdException w:name="Hashtag" w:semiHidden="1" w:unhideWhenUsed="1"/>
+    <w:lsdException w:name="Unresolved Mention" w:semiHidden="1" w:unhideWhenUsed="1"/>
+    <w:lsdException w:name="Smart Link" w:semiHidden="1" w:unhideWhenUsed="1"/>
+  </w:latentStyles>
+  <w:style w:type="paragraph" w:default="1" w:styleId="Normale">
+    <w:name w:val="Normal"/>
+    <w:qFormat/>
+  </w:style>
+  <w:style w:type="paragraph" w:styleId="Titolo1">
+    <w:name w:val="heading 1"/>
+    <w:uiPriority w:val="9"/>
+    <w:qFormat/>
+    <w:pPr>
+      <w:spacing w:before="400" w:after="200"/>
+      <w:outlineLvl w:val="0"/>
+    </w:pPr>
+    <w:rPr>
+      <w:b/>
+      <w:bCs/>
+      <w:color w:val="1A3A5C"/>
+      <w:sz w:val="28"/>
+      <w:szCs w:val="28"/>
+    </w:rPr>
+  </w:style>
+  <w:style w:type="paragraph" w:styleId="Titolo2">
+    <w:name w:val="heading 2"/>
+    <w:uiPriority w:val="9"/>
+    <w:unhideWhenUsed/>
+    <w:qFormat/>
+    <w:pPr>
+      <w:spacing w:before="300" w:after="150"/>
+      <w:outlineLvl w:val="1"/>
+    </w:pPr>
+    <w:rPr>
+      <w:b/>
+      <w:bCs/>
+      <w:color w:val="2C5F8A"/>
+      <w:sz w:val="24"/>
+      <w:szCs w:val="24"/>
+    </w:rPr>
+  </w:style>
+  <w:style w:type="paragraph" w:styleId="Titolo3">
+    <w:name w:val="heading 3"/>
+    <w:uiPriority w:val="9"/>
+    <w:semiHidden/>
+    <w:unhideWhenUsed/>
+    <w:qFormat/>
+    <w:pPr>
+      <w:spacing w:before="200" w:after="100"/>
+      <w:outlineLvl w:val="2"/>
+    </w:pPr>
+    <w:rPr>
+      <w:b/>
+      <w:bCs/>
+      <w:color w:val="4B5563"/>
+    </w:rPr>
+  </w:style>
+  <w:style w:type="paragraph" w:styleId="Titolo4">
+    <w:name w:val="heading 4"/>
+    <w:uiPriority w:val="9"/>
+    <w:semiHidden/>
+    <w:unhideWhenUsed/>
+    <w:qFormat/>
+    <w:pPr>
+      <w:outlineLvl w:val="3"/>
+    </w:pPr>
+    <w:rPr>
+      <w:i/>
+      <w:iCs/>
+      <w:color w:val="2E74B5"/>
+    </w:rPr>
+  </w:style>
+  <w:style w:type="paragraph" w:styleId="Titolo5">
+    <w:name w:val="heading 5"/>
+    <w:uiPriority w:val="9"/>
+    <w:semiHidden/>
+    <w:unhideWhenUsed/>
+    <w:qFormat/>
+    <w:pPr>
+      <w:outlineLvl w:val="4"/>
+    </w:pPr>
+    <w:rPr>
+      <w:color w:val="2E74B5"/>
+    </w:rPr>
+  </w:style>
+  <w:style w:type="paragraph" w:styleId="Titolo6">
+    <w:name w:val="heading 6"/>
+    <w:uiPriority w:val="9"/>
+    <w:semiHidden/>
+    <w:unhideWhenUsed/>
+    <w:qFormat/>
+    <w:pPr>
+      <w:outlineLvl w:val="5"/>
+    </w:pPr>
+    <w:rPr>
+      <w:color w:val="1F4D78"/>
+    </w:rPr>
+  </w:style>
+  <w:style w:type="character" w:default="1" w:styleId="Carpredefinitoparagrafo">
+    <w:name w:val="Default Paragraph Font"/>
+    <w:uiPriority w:val="1"/>
+    <w:semiHidden/>
+    <w:unhideWhenUsed/>
+  </w:style>
+  <w:style w:type="table" w:default="1" w:styleId="Tabellanormale">
+    <w:name w:val="Normal Table"/>
+    <w:uiPriority w:val="99"/>
+    <w:semiHidden/>
+    <w:unhideWhenUsed/>
+    <w:tblPr>
+      <w:tblInd w:w="0" w:type="dxa"/>
+      <w:tblCellMar>
+        <w:top w:w="0" w:type="dxa"/>
+        <w:left w:w="108" w:type="dxa"/>
+        <w:bottom w:w="0" w:type="dxa"/>
+        <w:right w:w="108" w:type="dxa"/>
+      </w:tblCellMar>
+    </w:tblPr>
+  </w:style>
+  <w:style w:type="numbering" w:default="1" w:styleId="Nessunelenco">
+    <w:name w:val="No List"/>
+    <w:uiPriority w:val="99"/>
+    <w:semiHidden/>
+    <w:unhideWhenUsed/>
+  </w:style>
+  <w:style w:type="paragraph" w:styleId="Titolo">
     <w:name w:val="Title"/>
-    <w:basedOn w:val="Normal"/>
-    <w:next w:val="Normal"/>
+    <w:uiPriority w:val="10"/>
     <w:qFormat/>
     <w:rPr>
       <w:sz w:val="56"/>
       <w:szCs w:val="56"/>
     </w:rPr>
   </w:style>
-  <w:style w:type="paragraph" w:styleId="Heading1">
-    <w:name w:val="Heading 1"/>
-    <w:basedOn w:val="Normal"/>
-    <w:next w:val="Normal"/>
-    <w:qFormat/>
-    <w:rPr>
-      <w:color w:val="2E74B5"/>
-      <w:sz w:val="32"/>
-      <w:szCs w:val="32"/>
-    </w:rPr>
-  </w:style>
-  <w:style w:type="paragraph" w:styleId="Heading2">
-    <w:name w:val="Heading 2"/>
-    <w:basedOn w:val="Normal"/>
-    <w:next w:val="Normal"/>
-    <w:qFormat/>
-    <w:rPr>
-      <w:color w:val="2E74B5"/>
-      <w:sz w:val="26"/>
-      <w:szCs w:val="26"/>
-    </w:rPr>
-  </w:style>
-  <w:style w:type="paragraph" w:styleId="Heading3">
-    <w:name w:val="Heading 3"/>
-    <w:basedOn w:val="Normal"/>
-    <w:next w:val="Normal"/>
-    <w:qFormat/>
-    <w:rPr>
-      <w:color w:val="1F4D78"/>
-      <w:sz w:val="24"/>
-      <w:szCs w:val="24"/>
-    </w:rPr>
-  </w:style>
-  <w:style w:type="paragraph" w:styleId="Heading4">
-    <w:name w:val="Heading 4"/>
-    <w:basedOn w:val="Normal"/>
-    <w:next w:val="Normal"/>
-    <w:qFormat/>
-    <w:rPr>
-      <w:i/>
-      <w:iCs/>
-      <w:color w:val="2E74B5"/>
-    </w:rPr>
-  </w:style>
-  <w:style w:type="paragraph" w:styleId="Heading5">
-    <w:name w:val="Heading 5"/>
-    <w:basedOn w:val="Normal"/>
-    <w:next w:val="Normal"/>
-    <w:qFormat/>
-    <w:rPr>
-      <w:color w:val="2E74B5"/>
-    </w:rPr>
-  </w:style>
-  <w:style w:type="paragraph" w:styleId="Heading6">
-    <w:name w:val="Heading 6"/>
-    <w:basedOn w:val="Normal"/>
-    <w:next w:val="Normal"/>
-    <w:qFormat/>
-    <w:rPr>
-      <w:color w:val="1F4D78"/>
-    </w:rPr>
-  </w:style>
-  <w:style w:type="paragraph" w:styleId="Strong">
-    <w:name w:val="Strong"/>
-    <w:basedOn w:val="Normal"/>
-    <w:next w:val="Normal"/>
+  <w:style w:type="paragraph" w:customStyle="1" w:styleId="Enfasigrassetto1">
+    <w:name w:val="Enfasi (grassetto)1"/>
     <w:qFormat/>
     <w:rPr>
       <w:b/>
       <w:bCs/>
     </w:rPr>
   </w:style>
-  <w:style w:type="paragraph" w:styleId="ListParagraph">
+  <w:style w:type="paragraph" w:styleId="Paragrafoelenco">
     <w:name w:val="List Paragraph"/>
-    <w:basedOn w:val="Normal"/>
     <w:qFormat/>
   </w:style>
-  <w:style w:type="character" w:styleId="Hyperlink">
+  <w:style w:type="character" w:styleId="Collegamentoipertestuale">
     <w:name w:val="Hyperlink"/>
-    <w:basedOn w:val="DefaultParagraphFont"/>
     <w:uiPriority w:val="99"/>
     <w:unhideWhenUsed/>
     <w:rPr>
+      <w:color w:val="0563C1"/>
       <w:u w:val="single"/>
-      <w:color w:val="0563C1"/>
     </w:rPr>
   </w:style>
-  <w:style w:type="character" w:styleId="FootnoteReference">
+  <w:style w:type="character" w:styleId="Rimandonotaapidipagina">
     <w:name w:val="footnote reference"/>
-    <w:basedOn w:val="DefaultParagraphFont"/>
     <w:uiPriority w:val="99"/>
     <w:semiHidden/>
     <w:unhideWhenUsed/>
@@ -1451,10 +2276,9 @@
       <w:vertAlign w:val="superscript"/>
     </w:rPr>
   </w:style>
-  <w:style w:type="paragraph" w:styleId="FootnoteText">
+  <w:style w:type="paragraph" w:styleId="Testonotaapidipagina">
     <w:name w:val="footnote text"/>
-    <w:basedOn w:val="Normal"/>
-    <w:link w:val="FootnoteTextChar"/>
+    <w:link w:val="TestonotaapidipaginaCarattere"/>
     <w:uiPriority w:val="99"/>
     <w:semiHidden/>
     <w:unhideWhenUsed/>
@@ -1466,10 +2290,9 @@
       <w:szCs w:val="20"/>
     </w:rPr>
   </w:style>
-  <w:style w:type="character" w:styleId="FootnoteTextChar">
-    <w:name w:val="Footnote Text Char"/>
-    <w:basedOn w:val="DefaultParagraphFont"/>
-    <w:link w:val="FootnoteText"/>
+  <w:style w:type="character" w:customStyle="1" w:styleId="TestonotaapidipaginaCarattere">
+    <w:name w:val="Testo nota a piè di pagina Carattere"/>
+    <w:link w:val="Testonotaapidipagina"/>
     <w:uiPriority w:val="99"/>
     <w:semiHidden/>
     <w:unhideWhenUsed/>
@@ -1478,53 +2301,364 @@
       <w:szCs w:val="20"/>
     </w:rPr>
   </w:style>
-  <w:style w:type="paragraph" w:styleId="Heading1">
-    <w:name w:val="Heading 1"/>
-    <w:basedOn w:val="Normal"/>
-    <w:next w:val="Normal"/>
+  <w:style w:type="paragraph" w:styleId="Intestazione">
+    <w:name w:val="header"/>
+    <w:basedOn w:val="Normale"/>
+    <w:link w:val="IntestazioneCarattere"/>
+    <w:uiPriority w:val="99"/>
+    <w:unhideWhenUsed/>
+    <w:rsid w:val="00095C3E"/>
     <w:pPr>
-      <w:spacing w:before="400" w:after="200"/>
+      <w:tabs>
+        <w:tab w:val="center" w:pos="4819"/>
+        <w:tab w:val="right" w:pos="9638"/>
+      </w:tabs>
+      <w:spacing w:after="0" w:line="240" w:lineRule="auto"/>
     </w:pPr>
-    <w:rPr>
-      <w:b/>
-      <w:bCs/>
-      <w:color w:val="1A3A5C"/>
-      <w:sz w:val="28"/>
-      <w:szCs w:val="28"/>
-      <w:rFonts w:ascii="Arial" w:cs="Arial" w:eastAsia="Arial" w:hAnsi="Arial"/>
-    </w:rPr>
   </w:style>
-  <w:style w:type="paragraph" w:styleId="Heading2">
-    <w:name w:val="Heading 2"/>
-    <w:basedOn w:val="Normal"/>
-    <w:next w:val="Normal"/>
+  <w:style w:type="character" w:customStyle="1" w:styleId="IntestazioneCarattere">
+    <w:name w:val="Intestazione Carattere"/>
+    <w:basedOn w:val="Carpredefinitoparagrafo"/>
+    <w:link w:val="Intestazione"/>
+    <w:uiPriority w:val="99"/>
+    <w:rsid w:val="00095C3E"/>
+  </w:style>
+  <w:style w:type="paragraph" w:styleId="Pidipagina">
+    <w:name w:val="footer"/>
+    <w:basedOn w:val="Normale"/>
+    <w:link w:val="PidipaginaCarattere"/>
+    <w:uiPriority w:val="99"/>
+    <w:unhideWhenUsed/>
+    <w:rsid w:val="00095C3E"/>
     <w:pPr>
-      <w:spacing w:before="300" w:after="150"/>
+      <w:tabs>
+        <w:tab w:val="center" w:pos="4819"/>
+        <w:tab w:val="right" w:pos="9638"/>
+      </w:tabs>
+      <w:spacing w:after="0" w:line="240" w:lineRule="auto"/>
     </w:pPr>
-    <w:rPr>
-      <w:b/>
-      <w:bCs/>
-      <w:color w:val="2C5F8A"/>
-      <w:sz w:val="24"/>
-      <w:szCs w:val="24"/>
-      <w:rFonts w:ascii="Arial" w:cs="Arial" w:eastAsia="Arial" w:hAnsi="Arial"/>
-    </w:rPr>
   </w:style>
-  <w:style w:type="paragraph" w:styleId="Heading3">
-    <w:name w:val="Heading 3"/>
-    <w:basedOn w:val="Normal"/>
-    <w:next w:val="Normal"/>
-    <w:pPr>
-      <w:spacing w:before="200" w:after="100"/>
-    </w:pPr>
-    <w:rPr>
-      <w:b/>
-      <w:bCs/>
-      <w:color w:val="4B5563"/>
-      <w:sz w:val="22"/>
-      <w:szCs w:val="22"/>
-      <w:rFonts w:ascii="Arial" w:cs="Arial" w:eastAsia="Arial" w:hAnsi="Arial"/>
-    </w:rPr>
+  <w:style w:type="character" w:customStyle="1" w:styleId="PidipaginaCarattere">
+    <w:name w:val="Piè di pagina Carattere"/>
+    <w:basedOn w:val="Carpredefinitoparagrafo"/>
+    <w:link w:val="Pidipagina"/>
+    <w:uiPriority w:val="99"/>
+    <w:rsid w:val="00095C3E"/>
   </w:style>
 </w:styles>
+</file>
+
+<file path=word/theme/theme1.xml><?xml version="1.0" encoding="utf-8"?>
+<a:theme xmlns:a="http://schemas.openxmlformats.org/drawingml/2006/main" name="Tema di Office">
+  <a:themeElements>
+    <a:clrScheme name="Office">
+      <a:dk1>
+        <a:sysClr val="windowText" lastClr="000000"/>
+      </a:dk1>
+      <a:lt1>
+        <a:sysClr val="window" lastClr="FFFFFF"/>
+      </a:lt1>
+      <a:dk2>
+        <a:srgbClr val="0E2841"/>
+      </a:dk2>
+      <a:lt2>
+        <a:srgbClr val="E8E8E8"/>
+      </a:lt2>
+      <a:accent1>
+        <a:srgbClr val="156082"/>
+      </a:accent1>
+      <a:accent2>
+        <a:srgbClr val="E97132"/>
+      </a:accent2>
+      <a:accent3>
+        <a:srgbClr val="196B24"/>
+      </a:accent3>
+      <a:accent4>
+        <a:srgbClr val="0F9ED5"/>
+      </a:accent4>
+      <a:accent5>
+        <a:srgbClr val="A02B93"/>
+      </a:accent5>
+      <a:accent6>
+        <a:srgbClr val="4EA72E"/>
+      </a:accent6>
+      <a:hlink>
+        <a:srgbClr val="467886"/>
+      </a:hlink>
+      <a:folHlink>
+        <a:srgbClr val="96607D"/>
+      </a:folHlink>
+    </a:clrScheme>
+    <a:fontScheme name="Office">
+      <a:majorFont>
+        <a:latin typeface="Aptos Display" panose="02110004020202020204"/>
+        <a:ea typeface=""/>
+        <a:cs typeface=""/>
+        <a:font script="Jpan" typeface="游ゴシック Light"/>
+        <a:font script="Hang" typeface="맑은 고딕"/>
+        <a:font script="Hans" typeface="等线 Light"/>
+        <a:font script="Hant" typeface="新細明體"/>
+        <a:font script="Arab" typeface="Times New Roman"/>
+        <a:font script="Hebr" typeface="Times New Roman"/>
+        <a:font script="Thai" typeface="Angsana New"/>
+        <a:font script="Ethi" typeface="Nyala"/>
+        <a:font script="Beng" typeface="Vrinda"/>
+        <a:font script="Gujr" typeface="Shruti"/>
+        <a:font script="Khmr" typeface="MoolBoran"/>
+        <a:font script="Knda" typeface="Tunga"/>
+        <a:font script="Guru" typeface="Raavi"/>
+        <a:font script="Cans" typeface="Euphemia"/>
+        <a:font script="Cher" typeface="Plantagenet Cherokee"/>
+        <a:font script="Yiii" typeface="Microsoft Yi Baiti"/>
+        <a:font script="Tibt" typeface="Microsoft Himalaya"/>
+        <a:font script="Thaa" typeface="MV Boli"/>
+        <a:font script="Deva" typeface="Mangal"/>
+        <a:font script="Telu" typeface="Gautami"/>
+        <a:font script="Taml" typeface="Latha"/>
+        <a:font script="Syrc" typeface="Estrangelo Edessa"/>
+        <a:font script="Orya" typeface="Kalinga"/>
+        <a:font script="Mlym" typeface="Kartika"/>
+        <a:font script="Laoo" typeface="DokChampa"/>
+        <a:font script="Sinh" typeface="Iskoola Pota"/>
+        <a:font script="Mong" typeface="Mongolian Baiti"/>
+        <a:font script="Viet" typeface="Times New Roman"/>
+        <a:font script="Uigh" typeface="Microsoft Uighur"/>
+        <a:font script="Geor" typeface="Sylfaen"/>
+        <a:font script="Armn" typeface="Arial"/>
+        <a:font script="Bugi" typeface="Leelawadee UI"/>
+        <a:font script="Bopo" typeface="Microsoft JhengHei"/>
+        <a:font script="Java" typeface="Javanese Text"/>
+        <a:font script="Lisu" typeface="Segoe UI"/>
+        <a:font script="Mymr" typeface="Myanmar Text"/>
+        <a:font script="Nkoo" typeface="Ebrima"/>
+        <a:font script="Olck" typeface="Nirmala UI"/>
+        <a:font script="Osma" typeface="Ebrima"/>
+        <a:font script="Phag" typeface="Phagspa"/>
+        <a:font script="Syrn" typeface="Estrangelo Edessa"/>
+        <a:font script="Syrj" typeface="Estrangelo Edessa"/>
+        <a:font script="Syre" typeface="Estrangelo Edessa"/>
+        <a:font script="Sora" typeface="Nirmala UI"/>
+        <a:font script="Tale" typeface="Microsoft Tai Le"/>
+        <a:font script="Talu" typeface="Microsoft New Tai Lue"/>
+        <a:font script="Tfng" typeface="Ebrima"/>
+      </a:majorFont>
+      <a:minorFont>
+        <a:latin typeface="Aptos" panose="02110004020202020204"/>
+        <a:ea typeface=""/>
+        <a:cs typeface=""/>
+        <a:font script="Jpan" typeface="游明朝"/>
+        <a:font script="Hang" typeface="맑은 고딕"/>
+        <a:font script="Hans" typeface="等线"/>
+        <a:font script="Hant" typeface="新細明體"/>
+        <a:font script="Arab" typeface="Arial"/>
+        <a:font script="Hebr" typeface="Arial"/>
+        <a:font script="Thai" typeface="Cordia New"/>
+        <a:font script="Ethi" typeface="Nyala"/>
+        <a:font script="Beng" typeface="Vrinda"/>
+        <a:font script="Gujr" typeface="Shruti"/>
+        <a:font script="Khmr" typeface="DaunPenh"/>
+        <a:font script="Knda" typeface="Tunga"/>
+        <a:font script="Guru" typeface="Raavi"/>
+        <a:font script="Cans" typeface="Euphemia"/>
+        <a:font script="Cher" typeface="Plantagenet Cherokee"/>
+        <a:font script="Yiii" typeface="Microsoft Yi Baiti"/>
+        <a:font script="Tibt" typeface="Microsoft Himalaya"/>
+        <a:font script="Thaa" typeface="MV Boli"/>
+        <a:font script="Deva" typeface="Mangal"/>
+        <a:font script="Telu" typeface="Gautami"/>
+        <a:font script="Taml" typeface="Latha"/>
+        <a:font script="Syrc" typeface="Estrangelo Edessa"/>
+        <a:font script="Orya" typeface="Kalinga"/>
+        <a:font script="Mlym" typeface="Kartika"/>
+        <a:font script="Laoo" typeface="DokChampa"/>
+        <a:font script="Sinh" typeface="Iskoola Pota"/>
+        <a:font script="Mong" typeface="Mongolian Baiti"/>
+        <a:font script="Viet" typeface="Arial"/>
+        <a:font script="Uigh" typeface="Microsoft Uighur"/>
+        <a:font script="Geor" typeface="Sylfaen"/>
+        <a:font script="Armn" typeface="Arial"/>
+        <a:font script="Bugi" typeface="Leelawadee UI"/>
+        <a:font script="Bopo" typeface="Microsoft JhengHei"/>
+        <a:font script="Java" typeface="Javanese Text"/>
+        <a:font script="Lisu" typeface="Segoe UI"/>
+        <a:font script="Mymr" typeface="Myanmar Text"/>
+        <a:font script="Nkoo" typeface="Ebrima"/>
+        <a:font script="Olck" typeface="Nirmala UI"/>
+        <a:font script="Osma" typeface="Ebrima"/>
+        <a:font script="Phag" typeface="Phagspa"/>
+        <a:font script="Syrn" typeface="Estrangelo Edessa"/>
+        <a:font script="Syrj" typeface="Estrangelo Edessa"/>
+        <a:font script="Syre" typeface="Estrangelo Edessa"/>
+        <a:font script="Sora" typeface="Nirmala UI"/>
+        <a:font script="Tale" typeface="Microsoft Tai Le"/>
+        <a:font script="Talu" typeface="Microsoft New Tai Lue"/>
+        <a:font script="Tfng" typeface="Ebrima"/>
+      </a:minorFont>
+    </a:fontScheme>
+    <a:fmtScheme name="Office">
+      <a:fillStyleLst>
+        <a:solidFill>
+          <a:schemeClr val="phClr"/>
+        </a:solidFill>
+        <a:gradFill rotWithShape="1">
+          <a:gsLst>
+            <a:gs pos="0">
+              <a:schemeClr val="phClr">
+                <a:lumMod val="110000"/>
+                <a:satMod val="105000"/>
+                <a:tint val="67000"/>
+              </a:schemeClr>
+            </a:gs>
+            <a:gs pos="50000">
+              <a:schemeClr val="phClr">
+                <a:lumMod val="105000"/>
+                <a:satMod val="103000"/>
+                <a:tint val="73000"/>
+              </a:schemeClr>
+            </a:gs>
+            <a:gs pos="100000">
+              <a:schemeClr val="phClr">
+                <a:lumMod val="105000"/>
+                <a:satMod val="109000"/>
+                <a:tint val="81000"/>
+              </a:schemeClr>
+            </a:gs>
+          </a:gsLst>
+          <a:lin ang="5400000" scaled="0"/>
+        </a:gradFill>
+        <a:gradFill rotWithShape="1">
+          <a:gsLst>
+            <a:gs pos="0">
+              <a:schemeClr val="phClr">
+                <a:satMod val="103000"/>
+                <a:lumMod val="102000"/>
+                <a:tint val="94000"/>
+              </a:schemeClr>
+            </a:gs>
+            <a:gs pos="50000">
+              <a:schemeClr val="phClr">
+                <a:satMod val="110000"/>
+                <a:lumMod val="100000"/>
+                <a:shade val="100000"/>
+              </a:schemeClr>
+            </a:gs>
+            <a:gs pos="100000">
+              <a:schemeClr val="phClr">
+                <a:lumMod val="99000"/>
+                <a:satMod val="120000"/>
+                <a:shade val="78000"/>
+              </a:schemeClr>
+            </a:gs>
+          </a:gsLst>
+          <a:lin ang="5400000" scaled="0"/>
+        </a:gradFill>
+      </a:fillStyleLst>
+      <a:lnStyleLst>
+        <a:ln w="12700" cap="flat" cmpd="sng" algn="ctr">
+          <a:solidFill>
+            <a:schemeClr val="phClr"/>
+          </a:solidFill>
+          <a:prstDash val="solid"/>
+          <a:miter lim="800000"/>
+        </a:ln>
+        <a:ln w="19050" cap="flat" cmpd="sng" algn="ctr">
+          <a:solidFill>
+            <a:schemeClr val="phClr"/>
+          </a:solidFill>
+          <a:prstDash val="solid"/>
+          <a:miter lim="800000"/>
+        </a:ln>
+        <a:ln w="25400" cap="flat" cmpd="sng" algn="ctr">
+          <a:solidFill>
+            <a:schemeClr val="phClr"/>
+          </a:solidFill>
+          <a:prstDash val="solid"/>
+          <a:miter lim="800000"/>
+        </a:ln>
+      </a:lnStyleLst>
+      <a:effectStyleLst>
+        <a:effectStyle>
+          <a:effectLst/>
+        </a:effectStyle>
+        <a:effectStyle>
+          <a:effectLst/>
+        </a:effectStyle>
+        <a:effectStyle>
+          <a:effectLst>
+            <a:outerShdw blurRad="57150" dist="19050" dir="5400000" algn="ctr" rotWithShape="0">
+              <a:srgbClr val="000000">
+                <a:alpha val="63000"/>
+              </a:srgbClr>
+            </a:outerShdw>
+          </a:effectLst>
+        </a:effectStyle>
+      </a:effectStyleLst>
+      <a:bgFillStyleLst>
+        <a:solidFill>
+          <a:schemeClr val="phClr"/>
+        </a:solidFill>
+        <a:solidFill>
+          <a:schemeClr val="phClr">
+            <a:tint val="95000"/>
+            <a:satMod val="170000"/>
+          </a:schemeClr>
+        </a:solidFill>
+        <a:gradFill rotWithShape="1">
+          <a:gsLst>
+            <a:gs pos="0">
+              <a:schemeClr val="phClr">
+                <a:tint val="93000"/>
+                <a:satMod val="150000"/>
+                <a:shade val="98000"/>
+                <a:lumMod val="102000"/>
+              </a:schemeClr>
+            </a:gs>
+            <a:gs pos="50000">
+              <a:schemeClr val="phClr">
+                <a:tint val="98000"/>
+                <a:satMod val="130000"/>
+                <a:shade val="90000"/>
+                <a:lumMod val="103000"/>
+              </a:schemeClr>
+            </a:gs>
+            <a:gs pos="100000">
+              <a:schemeClr val="phClr">
+                <a:shade val="63000"/>
+                <a:satMod val="120000"/>
+              </a:schemeClr>
+            </a:gs>
+          </a:gsLst>
+          <a:lin ang="5400000" scaled="0"/>
+        </a:gradFill>
+      </a:bgFillStyleLst>
+    </a:fmtScheme>
+  </a:themeElements>
+  <a:objectDefaults>
+    <a:lnDef>
+      <a:spPr/>
+      <a:bodyPr/>
+      <a:lstStyle/>
+      <a:style>
+        <a:lnRef idx="2">
+          <a:schemeClr val="accent1"/>
+        </a:lnRef>
+        <a:fillRef idx="0">
+          <a:schemeClr val="accent1"/>
+        </a:fillRef>
+        <a:effectRef idx="1">
+          <a:schemeClr val="accent1"/>
+        </a:effectRef>
+        <a:fontRef idx="minor">
+          <a:schemeClr val="tx1"/>
+        </a:fontRef>
+      </a:style>
+    </a:lnDef>
+  </a:objectDefaults>
+  <a:extraClrSchemeLst/>
+  <a:extLst>
+    <a:ext uri="{05A4C25C-085E-4340-85A3-A5531E510DB2}">
+      <thm15:themeFamily xmlns:thm15="http://schemas.microsoft.com/office/thememl/2012/main" name="Office Theme" id="{2E142A2C-CD16-42D6-873A-C26D2A0506FA}" vid="{1BDDFF52-6CD6-40A5-AB3C-68EB2F1E4D0A}"/>
+    </a:ext>
+  </a:extLst>
+</a:theme>
 </file>
--- a/app/public/templates/ISO3834-audit-report.docx
+++ b/app/public/templates/ISO3834-audit-report.docx
@@ -135,7 +135,7 @@
                 <w:sz w:val="20"/>
                 <w:szCs w:val="20"/>
               </w:rPr>
-              <w:t>{scope}</w:t>
+              <w:t>{fornitoreIndirizzo}</w:t>
             </w:r>
           </w:p>
         </w:tc>
@@ -416,7 +416,7 @@
                 <w:sz w:val="20"/>
                 <w:szCs w:val="20"/>
               </w:rPr>
-              <w:t>processes</w:t>
+              <w:t>ispettore</w:t>
             </w:r>
             <w:proofErr w:type="spellEnd"/>
             <w:r>
